--- a/report.docx
+++ b/report.docx
@@ -10,7 +10,6 @@
           <w:b/>
           <w:bCs/>
           <w:noProof/>
-          <w:u w:val="single"/>
         </w:rPr>
       </w:pPr>
       <w:r>
@@ -21,13 +20,52 @@
           <w:noProof/>
           <w:u w:val="single"/>
         </w:rPr>
+        <w:t>Github URL:</w:t>
+      </w:r>
+      <w:r>
+        <w:rPr>
+          <w:rFonts w:cs="Arial"/>
+          <w:b/>
+          <w:bCs/>
+          <w:noProof/>
+        </w:rPr>
+        <w:t xml:space="preserve"> </w:t>
+      </w:r>
+      <w:r>
+        <w:rPr>
+          <w:rFonts w:cs="Arial"/>
+          <w:b/>
+          <w:bCs/>
+          <w:noProof/>
+        </w:rPr>
+        <w:t>https://github.com/adiYossef/Task2</w:t>
+      </w:r>
+    </w:p>
+    <w:p>
+      <w:pPr>
+        <w:bidi w:val="0"/>
+        <w:rPr>
+          <w:rFonts w:cs="Arial"/>
+          <w:b/>
+          <w:bCs/>
+          <w:noProof/>
+          <w:u w:val="single"/>
+        </w:rPr>
+      </w:pPr>
+      <w:r>
+        <w:rPr>
+          <w:rFonts w:cs="Arial"/>
+          <w:b/>
+          <w:bCs/>
+          <w:noProof/>
+          <w:u w:val="single"/>
+        </w:rPr>
         <w:t>Section 1:</w:t>
       </w:r>
     </w:p>
     <w:p>
       <w:pPr>
         <w:rPr>
-          <w:rFonts w:hint="cs"/>
           <w:rtl/>
         </w:rPr>
       </w:pPr>
@@ -78,7 +116,6 @@
       <w:pPr>
         <w:bidi w:val="0"/>
         <w:rPr>
-          <w:rFonts w:hint="cs"/>
           <w:sz w:val="18"/>
           <w:szCs w:val="18"/>
           <w:rtl/>
@@ -89,7 +126,55 @@
           <w:sz w:val="18"/>
           <w:szCs w:val="18"/>
         </w:rPr>
-        <w:t xml:space="preserve">In the plot we can see that the train loss and the test loss are both going down as we do more epochs, which mean that the model succeed to learn. We can also see this from the right plot, where the accuracy of the model is rising as we do more epochs. </w:t>
+        <w:t xml:space="preserve">In the plot we can see that the train loss and the test loss are both going down as we do more epochs, which </w:t>
+      </w:r>
+      <w:proofErr w:type="gramStart"/>
+      <w:r>
+        <w:rPr>
+          <w:sz w:val="18"/>
+          <w:szCs w:val="18"/>
+        </w:rPr>
+        <w:t>mean</w:t>
+      </w:r>
+      <w:proofErr w:type="gramEnd"/>
+      <w:r>
+        <w:rPr>
+          <w:sz w:val="18"/>
+          <w:szCs w:val="18"/>
+        </w:rPr>
+        <w:t xml:space="preserve"> that the model </w:t>
+      </w:r>
+      <w:proofErr w:type="gramStart"/>
+      <w:r>
+        <w:rPr>
+          <w:sz w:val="18"/>
+          <w:szCs w:val="18"/>
+        </w:rPr>
+        <w:t>succeed</w:t>
+      </w:r>
+      <w:proofErr w:type="gramEnd"/>
+      <w:r>
+        <w:rPr>
+          <w:sz w:val="18"/>
+          <w:szCs w:val="18"/>
+        </w:rPr>
+        <w:t xml:space="preserve"> </w:t>
+      </w:r>
+      <w:proofErr w:type="gramStart"/>
+      <w:r>
+        <w:rPr>
+          <w:sz w:val="18"/>
+          <w:szCs w:val="18"/>
+        </w:rPr>
+        <w:t>to learn</w:t>
+      </w:r>
+      <w:proofErr w:type="gramEnd"/>
+      <w:r>
+        <w:rPr>
+          <w:sz w:val="18"/>
+          <w:szCs w:val="18"/>
+        </w:rPr>
+        <w:t xml:space="preserve">. We can also see this from the right plot, where the accuracy of the model is rising as we do more epochs. </w:t>
       </w:r>
     </w:p>
     <w:p>
@@ -150,22 +235,63 @@
       </w:r>
       <w:r>
         <w:br/>
-        <w:t>Y-axis represents the magnitude of the gradients being applied to the weights of our network (we plot this in a logarithmic scale so this is why it jumps from 10^-1 to 10^0).</w:t>
-      </w:r>
-    </w:p>
-    <w:p>
-      <w:pPr>
-        <w:bidi w:val="0"/>
-        <w:rPr>
-          <w:rFonts w:hint="cs"/>
-        </w:rPr>
-      </w:pPr>
-      <w:r>
-        <w:t xml:space="preserve">X-axis represents the number of batches that our model has processed during the training. </w:t>
+        <w:t xml:space="preserve">Y-axis represents the magnitude of the gradients being applied to the weights of our network (we plot this </w:t>
+      </w:r>
+      <w:proofErr w:type="gramStart"/>
+      <w:r>
+        <w:t>in</w:t>
+      </w:r>
+      <w:proofErr w:type="gramEnd"/>
+      <w:r>
+        <w:t xml:space="preserve"> a logarithmic </w:t>
+      </w:r>
+      <w:proofErr w:type="gramStart"/>
+      <w:r>
+        <w:t>scale</w:t>
+      </w:r>
+      <w:proofErr w:type="gramEnd"/>
+      <w:r>
+        <w:t xml:space="preserve"> so this is why it jumps from 10^-1 to 10^0).</w:t>
+      </w:r>
+    </w:p>
+    <w:p>
+      <w:pPr>
+        <w:bidi w:val="0"/>
+      </w:pPr>
+      <w:r>
+        <w:t xml:space="preserve">X-axis represents the number of batches that our model </w:t>
+      </w:r>
+      <w:proofErr w:type="gramStart"/>
+      <w:r>
+        <w:t>has processed</w:t>
+      </w:r>
+      <w:proofErr w:type="gramEnd"/>
+      <w:r>
+        <w:t xml:space="preserve"> during the training. </w:t>
       </w:r>
       <w:r>
         <w:br/>
-        <w:t xml:space="preserve">When we look at the graph we can see that the layers closest to the output have relatively large gradient norms, and as we move backward through the network, the gradients get smaller and smaller, until we get to the first layer which has the smallest gradients of all, hovering around 10^-1. </w:t>
+        <w:t xml:space="preserve">When we look at the </w:t>
+      </w:r>
+      <w:proofErr w:type="gramStart"/>
+      <w:r>
+        <w:t>graph</w:t>
+      </w:r>
+      <w:proofErr w:type="gramEnd"/>
+      <w:r>
+        <w:t xml:space="preserve"> we can see that the layers closest to the output have relatively large gradient norms, and as we move backward through the network, </w:t>
+      </w:r>
+      <w:r>
+        <w:lastRenderedPageBreak/>
+        <w:t xml:space="preserve">the gradients get </w:t>
+      </w:r>
+      <w:proofErr w:type="gramStart"/>
+      <w:r>
+        <w:t>smaller and smaller</w:t>
+      </w:r>
+      <w:proofErr w:type="gramEnd"/>
+      <w:r>
+        <w:t xml:space="preserve">, until we get to the first layer which has the smallest gradients of all, hovering around 10^-1. </w:t>
       </w:r>
     </w:p>
     <w:p>
@@ -185,7 +311,6 @@
           <w:bCs/>
           <w:u w:val="single"/>
         </w:rPr>
-        <w:lastRenderedPageBreak/>
         <w:t>The problem</w:t>
       </w:r>
     </w:p>
@@ -217,6 +342,7 @@
         <w:t xml:space="preserve"> uses </w:t>
       </w:r>
       <w:proofErr w:type="spellStart"/>
+      <w:proofErr w:type="gramStart"/>
       <w:r>
         <w:rPr>
           <w:rFonts w:cs="Arial"/>
@@ -224,6 +350,7 @@
         <w:t>torch.sigmoid</w:t>
       </w:r>
       <w:proofErr w:type="spellEnd"/>
+      <w:proofErr w:type="gramEnd"/>
       <w:r>
         <w:rPr>
           <w:rFonts w:cs="Arial"/>
@@ -297,7 +424,7 @@
       <w:pPr>
         <w:jc w:val="right"/>
         <w:rPr>
-          <w:rFonts w:cs="Arial" w:hint="cs"/>
+          <w:rFonts w:cs="Arial"/>
           <w:rtl/>
         </w:rPr>
       </w:pPr>
@@ -369,7 +496,15 @@
         <w:bidi w:val="0"/>
       </w:pPr>
       <w:r>
-        <w:t xml:space="preserve">As we can see that the fixed CNN has more accuracy than the Initial CNN. </w:t>
+        <w:t xml:space="preserve">As we can </w:t>
+      </w:r>
+      <w:proofErr w:type="gramStart"/>
+      <w:r>
+        <w:t>see that</w:t>
+      </w:r>
+      <w:proofErr w:type="gramEnd"/>
+      <w:r>
+        <w:t xml:space="preserve"> the fixed CNN has more accuracy than the Initial CNN. </w:t>
       </w:r>
     </w:p>
     <w:p>
@@ -382,7 +517,6 @@
     <w:p>
       <w:pPr>
         <w:rPr>
-          <w:rFonts w:hint="cs"/>
           <w:rtl/>
         </w:rPr>
       </w:pPr>
@@ -390,6 +524,7 @@
         <w:rPr>
           <w:rtl/>
         </w:rPr>
+        <w:lastRenderedPageBreak/>
         <w:br/>
       </w:r>
       <w:r>
@@ -414,7 +549,6 @@
           <w:bCs/>
           <w:u w:val="single"/>
         </w:rPr>
-        <w:lastRenderedPageBreak/>
         <w:t>Section 2:</w:t>
       </w:r>
     </w:p>
@@ -431,6 +565,7 @@
         <w:rPr>
           <w:b/>
           <w:bCs/>
+          <w:noProof/>
           <w:u w:val="single"/>
         </w:rPr>
         <w:drawing>
@@ -475,20 +610,44 @@
         <w:bidi w:val="0"/>
       </w:pPr>
       <w:r>
-        <w:t xml:space="preserve">From this plot we can see that the CNN is outperforming the MLP. This is happening because the MLP treats the image as a flat 1D vector and it destroys the spatial relationships whereas the CNN preserve the 2D grid structure, allowing them to learn local patterns regardless of where they appear in the image. </w:t>
-      </w:r>
-    </w:p>
-    <w:p>
-      <w:pPr>
-        <w:bidi w:val="0"/>
-      </w:pPr>
-    </w:p>
-    <w:p>
-      <w:pPr>
-        <w:bidi w:val="0"/>
-      </w:pPr>
-      <w:r>
-        <w:t>If we look at the parameters of the models we can see that the MLP has vastly more parameters. The first layer alone connects 32X32X3 inputs which is 3072, to 512 neurons, resulting in over 1.5 million weights just for fc1. On the other hand, the CNN uses weight sharing, keeping the parameter count incredibly low while maintaining deeper architecture.</w:t>
+        <w:t xml:space="preserve">From this plot we can see that </w:t>
+      </w:r>
+      <w:proofErr w:type="gramStart"/>
+      <w:r>
+        <w:t>the CNN</w:t>
+      </w:r>
+      <w:proofErr w:type="gramEnd"/>
+      <w:r>
+        <w:t xml:space="preserve"> is outperforming the MLP. This is happening because the MLP treats the image as a flat 1D vector and it destroys the spatial relationships whereas the CNN </w:t>
+      </w:r>
+      <w:proofErr w:type="gramStart"/>
+      <w:r>
+        <w:t>preserve</w:t>
+      </w:r>
+      <w:proofErr w:type="gramEnd"/>
+      <w:r>
+        <w:t xml:space="preserve"> the 2D grid structure, allowing them to learn local patterns regardless of where they appear in the image. </w:t>
+      </w:r>
+    </w:p>
+    <w:p>
+      <w:pPr>
+        <w:bidi w:val="0"/>
+      </w:pPr>
+    </w:p>
+    <w:p>
+      <w:pPr>
+        <w:bidi w:val="0"/>
+      </w:pPr>
+      <w:r>
+        <w:t xml:space="preserve">If we look at the parameters of the </w:t>
+      </w:r>
+      <w:proofErr w:type="gramStart"/>
+      <w:r>
+        <w:t>models</w:t>
+      </w:r>
+      <w:proofErr w:type="gramEnd"/>
+      <w:r>
+        <w:t xml:space="preserve"> we can see that the MLP has vastly more parameters. The first layer alone connects 32X32X3 inputs which is 3072, to 512 neurons, resulting in over 1.5 million weights just for fc1. On the other hand, the CNN uses weight sharing, keeping the parameter count incredibly low while maintaining deeper architecture.</w:t>
       </w:r>
     </w:p>
     <w:p>
@@ -550,7 +709,6 @@
         <w:bidi w:val="0"/>
       </w:pPr>
       <w:r>
-        <w:lastRenderedPageBreak/>
         <w:t xml:space="preserve">Because the MLP has over a million weights, it requires more </w:t>
       </w:r>
       <w:proofErr w:type="spellStart"/>
@@ -563,7 +721,15 @@
       </w:r>
       <w:r>
         <w:br/>
-        <w:t xml:space="preserve">The CNN requires less memory for the weights themselves and this is why it </w:t>
+        <w:t xml:space="preserve">The CNN requires less memory for the weights </w:t>
+      </w:r>
+      <w:proofErr w:type="gramStart"/>
+      <w:r>
+        <w:t>themselves</w:t>
+      </w:r>
+      <w:proofErr w:type="gramEnd"/>
+      <w:r>
+        <w:t xml:space="preserve"> and this is why it </w:t>
       </w:r>
       <w:r>
         <w:t>consumes</w:t>
@@ -591,9 +757,6 @@
     <w:p>
       <w:pPr>
         <w:bidi w:val="0"/>
-        <w:rPr>
-          <w:rFonts w:hint="cs"/>
-        </w:rPr>
       </w:pPr>
       <w:proofErr w:type="spellStart"/>
       <w:r>
@@ -614,7 +777,23 @@
         <w:bidi w:val="0"/>
       </w:pPr>
       <w:r>
-        <w:t xml:space="preserve">All that talk but the runtime speed for the MLP is much faster than the runtime speed of the CNN, and this is happening because the MLP only do dense matrix multiplication while the CNN does convolutions which is more expensive mathematically and this is why it takes more time for each epoch. </w:t>
+        <w:t xml:space="preserve">All that talk but the runtime speed for the MLP is much faster than the runtime speed of the CNN, and this is happening because the MLP only </w:t>
+      </w:r>
+      <w:proofErr w:type="gramStart"/>
+      <w:r>
+        <w:t>do</w:t>
+      </w:r>
+      <w:proofErr w:type="gramEnd"/>
+      <w:r>
+        <w:t xml:space="preserve"> dense matrix multiplication while the CNN does convolutions which </w:t>
+      </w:r>
+      <w:proofErr w:type="gramStart"/>
+      <w:r>
+        <w:t>is</w:t>
+      </w:r>
+      <w:proofErr w:type="gramEnd"/>
+      <w:r>
+        <w:t xml:space="preserve"> more expensive mathematically and this is why it takes more time for each epoch. </w:t>
       </w:r>
     </w:p>
     <w:p>
@@ -723,7 +902,6 @@
           <w:bCs/>
           <w:u w:val="single"/>
         </w:rPr>
-        <w:lastRenderedPageBreak/>
         <w:t>Section 3</w:t>
       </w:r>
       <w:r>
@@ -740,6 +918,9 @@
         <w:bidi w:val="0"/>
       </w:pPr>
       <w:r>
+        <w:rPr>
+          <w:noProof/>
+        </w:rPr>
         <w:drawing>
           <wp:inline distT="0" distB="0" distL="0" distR="0" wp14:anchorId="5B8FC318" wp14:editId="425645B1">
             <wp:extent cx="5514305" cy="2070022"/>
@@ -828,7 +1009,15 @@
         <w:t>We can see from the right plot that the accuracy of both the dropout and the early stopping is much higher than the accuracy of the overfitting model</w:t>
       </w:r>
       <w:r>
-        <w:t>, which mean that both methods succeed to overcome the overfitting problem.</w:t>
+        <w:t xml:space="preserve">, which </w:t>
+      </w:r>
+      <w:proofErr w:type="gramStart"/>
+      <w:r>
+        <w:t>mean</w:t>
+      </w:r>
+      <w:proofErr w:type="gramEnd"/>
+      <w:r>
+        <w:t xml:space="preserve"> that both methods succeed to overcome the overfitting problem.</w:t>
       </w:r>
       <w:r>
         <w:t xml:space="preserve"> </w:t>
@@ -1452,6 +1641,7 @@
   <w:style w:type="character" w:default="1" w:styleId="a0">
     <w:name w:val="Default Paragraph Font"/>
     <w:uiPriority w:val="1"/>
+    <w:semiHidden/>
     <w:unhideWhenUsed/>
   </w:style>
   <w:style w:type="table" w:default="1" w:styleId="a1">

--- a/report.docx
+++ b/report.docx
@@ -31,6 +31,18 @@
         </w:rPr>
         <w:t xml:space="preserve"> </w:t>
       </w:r>
+      <w:hyperlink r:id="rId4" w:history="1">
+        <w:r>
+          <w:rPr>
+            <w:rStyle w:val="Hyperlink"/>
+            <w:rFonts w:cs="Arial"/>
+            <w:b/>
+            <w:bCs/>
+            <w:noProof/>
+          </w:rPr>
+          <w:t>https://github.com/adiYossef/Task2</w:t>
+        </w:r>
+      </w:hyperlink>
       <w:r>
         <w:rPr>
           <w:rFonts w:cs="Arial"/>
@@ -38,12 +50,9 @@
           <w:bCs/>
           <w:noProof/>
         </w:rPr>
-        <w:t>https://github.com/adiYossef/Task2</w:t>
-      </w:r>
-    </w:p>
-    <w:p>
-      <w:pPr>
-        <w:bidi w:val="0"/>
+        <w:br/>
+      </w:r>
+      <w:r>
         <w:rPr>
           <w:rFonts w:cs="Arial"/>
           <w:b/>
@@ -51,8 +60,57 @@
           <w:noProof/>
           <w:u w:val="single"/>
         </w:rPr>
-      </w:pPr>
-      <w:r>
+        <w:t>Submmision by:</w:t>
+      </w:r>
+      <w:r>
+        <w:rPr>
+          <w:rFonts w:cs="Arial"/>
+          <w:b/>
+          <w:bCs/>
+          <w:noProof/>
+        </w:rPr>
+        <w:t xml:space="preserve"> </w:t>
+      </w:r>
+      <w:r>
+        <w:rPr>
+          <w:rFonts w:cs="Arial"/>
+          <w:b/>
+          <w:bCs/>
+          <w:noProof/>
+        </w:rPr>
+        <w:t xml:space="preserve"> </w:t>
+      </w:r>
+      <w:r>
+        <w:rPr>
+          <w:rFonts w:cs="Arial"/>
+          <w:b/>
+          <w:bCs/>
+          <w:noProof/>
+        </w:rPr>
+        <w:t>adi yossef – 213507494,</w:t>
+      </w:r>
+      <w:r>
+        <w:rPr>
+          <w:rFonts w:cs="Arial"/>
+          <w:b/>
+          <w:bCs/>
+          <w:noProof/>
+        </w:rPr>
+        <w:t xml:space="preserve"> ghofran abuliel - </w:t>
+      </w:r>
+      <w:r>
+        <w:rPr>
+          <w:rFonts w:cs="Arial"/>
+          <w:b/>
+          <w:bCs/>
+          <w:noProof/>
+        </w:rPr>
+        <w:t>213566232</w:t>
+      </w:r>
+    </w:p>
+    <w:p>
+      <w:pPr>
+        <w:bidi w:val="0"/>
         <w:rPr>
           <w:rFonts w:cs="Arial"/>
           <w:b/>
@@ -60,11 +118,21 @@
           <w:noProof/>
           <w:u w:val="single"/>
         </w:rPr>
+      </w:pPr>
+      <w:r>
+        <w:rPr>
+          <w:rFonts w:cs="Arial"/>
+          <w:b/>
+          <w:bCs/>
+          <w:noProof/>
+          <w:u w:val="single"/>
+        </w:rPr>
         <w:t>Section 1:</w:t>
       </w:r>
     </w:p>
     <w:p>
       <w:pPr>
+        <w:jc w:val="center"/>
         <w:rPr>
           <w:rtl/>
         </w:rPr>
@@ -76,9 +144,9 @@
           <w:rtl/>
         </w:rPr>
         <w:drawing>
-          <wp:inline distT="0" distB="0" distL="0" distR="0" wp14:anchorId="35C05155" wp14:editId="7E6E878F">
-            <wp:extent cx="5274310" cy="2468880"/>
-            <wp:effectExtent l="0" t="0" r="2540" b="7620"/>
+          <wp:inline distT="0" distB="0" distL="0" distR="0" wp14:anchorId="35C05155" wp14:editId="2873DA6C">
+            <wp:extent cx="3953192" cy="1850471"/>
+            <wp:effectExtent l="0" t="0" r="9525" b="0"/>
             <wp:docPr id="973427290" name="תמונה 1"/>
             <wp:cNvGraphicFramePr>
               <a:graphicFrameLocks xmlns:a="http://schemas.openxmlformats.org/drawingml/2006/main" noChangeAspect="1"/>
@@ -91,7 +159,7 @@
                     <pic:cNvPicPr/>
                   </pic:nvPicPr>
                   <pic:blipFill>
-                    <a:blip r:embed="rId4"/>
+                    <a:blip r:embed="rId5"/>
                     <a:stretch>
                       <a:fillRect/>
                     </a:stretch>
@@ -99,7 +167,7 @@
                   <pic:spPr>
                     <a:xfrm>
                       <a:off x="0" y="0"/>
-                      <a:ext cx="5274310" cy="2468880"/>
+                      <a:ext cx="3961358" cy="1854293"/>
                     </a:xfrm>
                     <a:prstGeom prst="rect">
                       <a:avLst/>
@@ -126,59 +194,12 @@
           <w:sz w:val="18"/>
           <w:szCs w:val="18"/>
         </w:rPr>
-        <w:t xml:space="preserve">In the plot we can see that the train loss and the test loss are both going down as we do more epochs, which </w:t>
-      </w:r>
-      <w:proofErr w:type="gramStart"/>
-      <w:r>
-        <w:rPr>
-          <w:sz w:val="18"/>
-          <w:szCs w:val="18"/>
-        </w:rPr>
-        <w:t>mean</w:t>
-      </w:r>
-      <w:proofErr w:type="gramEnd"/>
-      <w:r>
-        <w:rPr>
-          <w:sz w:val="18"/>
-          <w:szCs w:val="18"/>
-        </w:rPr>
-        <w:t xml:space="preserve"> that the model </w:t>
-      </w:r>
-      <w:proofErr w:type="gramStart"/>
-      <w:r>
-        <w:rPr>
-          <w:sz w:val="18"/>
-          <w:szCs w:val="18"/>
-        </w:rPr>
-        <w:t>succeed</w:t>
-      </w:r>
-      <w:proofErr w:type="gramEnd"/>
-      <w:r>
-        <w:rPr>
-          <w:sz w:val="18"/>
-          <w:szCs w:val="18"/>
-        </w:rPr>
-        <w:t xml:space="preserve"> </w:t>
-      </w:r>
-      <w:proofErr w:type="gramStart"/>
-      <w:r>
-        <w:rPr>
-          <w:sz w:val="18"/>
-          <w:szCs w:val="18"/>
-        </w:rPr>
-        <w:t>to learn</w:t>
-      </w:r>
-      <w:proofErr w:type="gramEnd"/>
-      <w:r>
-        <w:rPr>
-          <w:sz w:val="18"/>
-          <w:szCs w:val="18"/>
-        </w:rPr>
-        <w:t xml:space="preserve">. We can also see this from the right plot, where the accuracy of the model is rising as we do more epochs. </w:t>
-      </w:r>
-    </w:p>
-    <w:p>
-      <w:pPr>
+        <w:t xml:space="preserve">In the plot we can see that the train loss and the test loss are both going down as we do more epochs, which mean that the model succeed to learn. We can also see this from the right plot, where the accuracy of the model is rising as we do more epochs. </w:t>
+      </w:r>
+    </w:p>
+    <w:p>
+      <w:pPr>
+        <w:jc w:val="center"/>
         <w:rPr>
           <w:rtl/>
         </w:rPr>
@@ -190,9 +211,9 @@
           <w:rtl/>
         </w:rPr>
         <w:drawing>
-          <wp:inline distT="0" distB="0" distL="0" distR="0" wp14:anchorId="3CDB85AB" wp14:editId="49C00401">
-            <wp:extent cx="5274310" cy="2948305"/>
-            <wp:effectExtent l="0" t="0" r="2540" b="4445"/>
+          <wp:inline distT="0" distB="0" distL="0" distR="0" wp14:anchorId="3CDB85AB" wp14:editId="1C615F04">
+            <wp:extent cx="4275342" cy="2389888"/>
+            <wp:effectExtent l="0" t="0" r="0" b="0"/>
             <wp:docPr id="1974943847" name="תמונה 1"/>
             <wp:cNvGraphicFramePr>
               <a:graphicFrameLocks xmlns:a="http://schemas.openxmlformats.org/drawingml/2006/main" noChangeAspect="1"/>
@@ -205,7 +226,7 @@
                     <pic:cNvPicPr/>
                   </pic:nvPicPr>
                   <pic:blipFill>
-                    <a:blip r:embed="rId5"/>
+                    <a:blip r:embed="rId6"/>
                     <a:stretch>
                       <a:fillRect/>
                     </a:stretch>
@@ -213,7 +234,7 @@
                   <pic:spPr>
                     <a:xfrm>
                       <a:off x="0" y="0"/>
-                      <a:ext cx="5274310" cy="2948305"/>
+                      <a:ext cx="4286491" cy="2396120"/>
                     </a:xfrm>
                     <a:prstGeom prst="rect">
                       <a:avLst/>
@@ -259,15 +280,7 @@
         <w:bidi w:val="0"/>
       </w:pPr>
       <w:r>
-        <w:t xml:space="preserve">X-axis represents the number of batches that our model </w:t>
-      </w:r>
-      <w:proofErr w:type="gramStart"/>
-      <w:r>
-        <w:t>has processed</w:t>
-      </w:r>
-      <w:proofErr w:type="gramEnd"/>
-      <w:r>
-        <w:t xml:space="preserve"> during the training. </w:t>
+        <w:t xml:space="preserve">X-axis represents the number of batches that our model has processed during the training. </w:t>
       </w:r>
       <w:r>
         <w:br/>
@@ -279,52 +292,49 @@
       </w:r>
       <w:proofErr w:type="gramEnd"/>
       <w:r>
-        <w:t xml:space="preserve"> we can see that the layers closest to the output have relatively large gradient norms, and as we move backward through the network, </w:t>
-      </w:r>
-      <w:r>
+        <w:t xml:space="preserve"> we can see that the layers closest to the output have relatively large gradient norms, and as we move backward through the network, the gradients get </w:t>
+      </w:r>
+      <w:proofErr w:type="gramStart"/>
+      <w:r>
+        <w:t>smaller and smaller</w:t>
+      </w:r>
+      <w:proofErr w:type="gramEnd"/>
+      <w:r>
+        <w:t xml:space="preserve">, until we get to the first layer which has the smallest gradients of all, hovering around 10^-1. </w:t>
+      </w:r>
+    </w:p>
+    <w:p>
+      <w:pPr>
+        <w:bidi w:val="0"/>
+        <w:rPr>
+          <w:rFonts w:cs="Arial"/>
+          <w:b/>
+          <w:bCs/>
+          <w:u w:val="single"/>
+        </w:rPr>
+      </w:pPr>
+      <w:r>
+        <w:rPr>
+          <w:rFonts w:cs="Arial"/>
+          <w:b/>
+          <w:bCs/>
+          <w:u w:val="single"/>
+        </w:rPr>
+        <w:t>The problem</w:t>
+      </w:r>
+    </w:p>
+    <w:p>
+      <w:pPr>
+        <w:jc w:val="right"/>
+        <w:rPr>
+          <w:rFonts w:cs="Arial"/>
+        </w:rPr>
+      </w:pPr>
+      <w:r>
+        <w:rPr>
+          <w:rFonts w:cs="Arial"/>
+        </w:rPr>
         <w:lastRenderedPageBreak/>
-        <w:t xml:space="preserve">the gradients get </w:t>
-      </w:r>
-      <w:proofErr w:type="gramStart"/>
-      <w:r>
-        <w:t>smaller and smaller</w:t>
-      </w:r>
-      <w:proofErr w:type="gramEnd"/>
-      <w:r>
-        <w:t xml:space="preserve">, until we get to the first layer which has the smallest gradients of all, hovering around 10^-1. </w:t>
-      </w:r>
-    </w:p>
-    <w:p>
-      <w:pPr>
-        <w:bidi w:val="0"/>
-        <w:rPr>
-          <w:rFonts w:cs="Arial"/>
-          <w:b/>
-          <w:bCs/>
-          <w:u w:val="single"/>
-        </w:rPr>
-      </w:pPr>
-      <w:r>
-        <w:rPr>
-          <w:rFonts w:cs="Arial"/>
-          <w:b/>
-          <w:bCs/>
-          <w:u w:val="single"/>
-        </w:rPr>
-        <w:t>The problem</w:t>
-      </w:r>
-    </w:p>
-    <w:p>
-      <w:pPr>
-        <w:jc w:val="right"/>
-        <w:rPr>
-          <w:rFonts w:cs="Arial"/>
-        </w:rPr>
-      </w:pPr>
-      <w:r>
-        <w:rPr>
-          <w:rFonts w:cs="Arial"/>
-        </w:rPr>
         <w:t xml:space="preserve">The </w:t>
       </w:r>
       <w:proofErr w:type="spellStart"/>
@@ -437,6 +447,7 @@
     </w:p>
     <w:p>
       <w:pPr>
+        <w:jc w:val="center"/>
         <w:rPr>
           <w:rtl/>
         </w:rPr>
@@ -448,9 +459,9 @@
           <w:rtl/>
         </w:rPr>
         <w:drawing>
-          <wp:inline distT="0" distB="0" distL="0" distR="0" wp14:anchorId="4D1DA677" wp14:editId="412D07BE">
-            <wp:extent cx="5274310" cy="3733165"/>
-            <wp:effectExtent l="0" t="0" r="2540" b="635"/>
+          <wp:inline distT="0" distB="0" distL="0" distR="0" wp14:anchorId="4D1DA677" wp14:editId="1417B7CD">
+            <wp:extent cx="3831355" cy="2711839"/>
+            <wp:effectExtent l="0" t="0" r="0" b="0"/>
             <wp:docPr id="877139046" name="תמונה 1"/>
             <wp:cNvGraphicFramePr>
               <a:graphicFrameLocks xmlns:a="http://schemas.openxmlformats.org/drawingml/2006/main" noChangeAspect="1"/>
@@ -463,7 +474,7 @@
                     <pic:cNvPicPr/>
                   </pic:nvPicPr>
                   <pic:blipFill>
-                    <a:blip r:embed="rId6"/>
+                    <a:blip r:embed="rId7"/>
                     <a:stretch>
                       <a:fillRect/>
                     </a:stretch>
@@ -471,7 +482,7 @@
                   <pic:spPr>
                     <a:xfrm>
                       <a:off x="0" y="0"/>
-                      <a:ext cx="5274310" cy="3733165"/>
+                      <a:ext cx="3837581" cy="2716246"/>
                     </a:xfrm>
                     <a:prstGeom prst="rect">
                       <a:avLst/>
@@ -496,43 +507,16 @@
         <w:bidi w:val="0"/>
       </w:pPr>
       <w:r>
-        <w:t xml:space="preserve">As we can </w:t>
-      </w:r>
-      <w:proofErr w:type="gramStart"/>
-      <w:r>
-        <w:t>see that</w:t>
-      </w:r>
-      <w:proofErr w:type="gramEnd"/>
-      <w:r>
-        <w:t xml:space="preserve"> the fixed CNN has more accuracy than the Initial CNN. </w:t>
-      </w:r>
-    </w:p>
-    <w:p>
-      <w:pPr>
-        <w:rPr>
-          <w:rtl/>
-        </w:rPr>
-      </w:pPr>
-    </w:p>
-    <w:p>
-      <w:pPr>
-        <w:rPr>
-          <w:rtl/>
-        </w:rPr>
-      </w:pPr>
-      <w:r>
-        <w:rPr>
-          <w:rtl/>
-        </w:rPr>
-        <w:lastRenderedPageBreak/>
-        <w:br/>
-      </w:r>
-      <w:r>
-        <w:rPr>
-          <w:rtl/>
-        </w:rPr>
-        <w:br/>
-      </w:r>
+        <w:t xml:space="preserve">As we can see that the fixed CNN has more accuracy than the Initial CNN. </w:t>
+      </w:r>
+    </w:p>
+    <w:p>
+      <w:pPr>
+        <w:rPr>
+          <w:rFonts w:hint="cs"/>
+          <w:rtl/>
+        </w:rPr>
+      </w:pPr>
     </w:p>
     <w:p>
       <w:pPr>
@@ -555,6 +539,7 @@
     <w:p>
       <w:pPr>
         <w:bidi w:val="0"/>
+        <w:jc w:val="center"/>
         <w:rPr>
           <w:b/>
           <w:bCs/>
@@ -568,10 +553,11 @@
           <w:noProof/>
           <w:u w:val="single"/>
         </w:rPr>
+        <w:lastRenderedPageBreak/>
         <w:drawing>
-          <wp:inline distT="0" distB="0" distL="0" distR="0" wp14:anchorId="48AB5A23" wp14:editId="55A8F6F7">
-            <wp:extent cx="5274310" cy="3363595"/>
-            <wp:effectExtent l="0" t="0" r="2540" b="8255"/>
+          <wp:inline distT="0" distB="0" distL="0" distR="0" wp14:anchorId="48AB5A23" wp14:editId="07FD7D40">
+            <wp:extent cx="3106599" cy="1981176"/>
+            <wp:effectExtent l="0" t="0" r="0" b="635"/>
             <wp:docPr id="392807526" name="תמונה 1"/>
             <wp:cNvGraphicFramePr>
               <a:graphicFrameLocks xmlns:a="http://schemas.openxmlformats.org/drawingml/2006/main" noChangeAspect="1"/>
@@ -584,7 +570,7 @@
                     <pic:cNvPicPr/>
                   </pic:nvPicPr>
                   <pic:blipFill>
-                    <a:blip r:embed="rId7"/>
+                    <a:blip r:embed="rId8"/>
                     <a:stretch>
                       <a:fillRect/>
                     </a:stretch>
@@ -592,7 +578,7 @@
                   <pic:spPr>
                     <a:xfrm>
                       <a:off x="0" y="0"/>
-                      <a:ext cx="5274310" cy="3363595"/>
+                      <a:ext cx="3121075" cy="1990408"/>
                     </a:xfrm>
                     <a:prstGeom prst="rect">
                       <a:avLst/>
@@ -610,99 +596,63 @@
         <w:bidi w:val="0"/>
       </w:pPr>
       <w:r>
-        <w:t xml:space="preserve">From this plot we can see that </w:t>
+        <w:t xml:space="preserve">From this plot we can see that the CNN is outperforming the MLP. This is happening because the MLP treats the image as a flat 1D vector and it destroys the spatial relationships whereas the CNN preserve the 2D grid structure, allowing them to learn local patterns regardless of where they appear in the image. </w:t>
+      </w:r>
+    </w:p>
+    <w:p>
+      <w:pPr>
+        <w:bidi w:val="0"/>
+      </w:pPr>
+    </w:p>
+    <w:p>
+      <w:pPr>
+        <w:bidi w:val="0"/>
+      </w:pPr>
+      <w:r>
+        <w:t xml:space="preserve">If we look at the parameters of the </w:t>
       </w:r>
       <w:proofErr w:type="gramStart"/>
       <w:r>
-        <w:t>the CNN</w:t>
+        <w:t>models</w:t>
       </w:r>
       <w:proofErr w:type="gramEnd"/>
       <w:r>
-        <w:t xml:space="preserve"> is outperforming the MLP. This is happening because the MLP treats the image as a flat 1D vector and it destroys the spatial relationships whereas the CNN </w:t>
-      </w:r>
-      <w:proofErr w:type="gramStart"/>
-      <w:r>
-        <w:t>preserve</w:t>
-      </w:r>
-      <w:proofErr w:type="gramEnd"/>
-      <w:r>
-        <w:t xml:space="preserve"> the 2D grid structure, allowing them to learn local patterns regardless of where they appear in the image. </w:t>
+        <w:t xml:space="preserve"> we can see that the MLP has vastly more parameters. The first layer alone connects 32X32X3 inputs which is 3072, to 512 neurons, resulting in over 1.5 million weights just for fc1. On the other hand, the CNN uses weight sharing, keeping the parameter count incredibly low while maintaining deeper architecture.</w:t>
       </w:r>
     </w:p>
     <w:p>
       <w:pPr>
         <w:bidi w:val="0"/>
       </w:pPr>
+      <w:r>
+        <w:t>You can see the comparison between the parameters of each model:</w:t>
+      </w:r>
     </w:p>
     <w:p>
       <w:pPr>
         <w:bidi w:val="0"/>
       </w:pPr>
-      <w:r>
-        <w:t xml:space="preserve">If we look at the parameters of the </w:t>
-      </w:r>
-      <w:proofErr w:type="gramStart"/>
-      <w:r>
-        <w:t>models</w:t>
-      </w:r>
-      <w:proofErr w:type="gramEnd"/>
-      <w:r>
-        <w:t xml:space="preserve"> we can see that the MLP has vastly more parameters. The first layer alone connects 32X32X3 inputs which is 3072, to 512 neurons, resulting in over 1.5 million weights just for fc1. On the other hand, the CNN uses weight sharing, keeping the parameter count incredibly low while maintaining deeper architecture.</w:t>
+      <w:proofErr w:type="spellStart"/>
+      <w:r>
+        <w:t>InitialCNN</w:t>
+      </w:r>
+      <w:proofErr w:type="spellEnd"/>
+      <w:r>
+        <w:t xml:space="preserve"> Parameters: 653,386</w:t>
       </w:r>
     </w:p>
     <w:p>
       <w:pPr>
         <w:bidi w:val="0"/>
       </w:pPr>
-      <w:r>
-        <w:t>You can see the comparison between the parameters of each model:</w:t>
-      </w:r>
-    </w:p>
-    <w:p>
-      <w:pPr>
-        <w:bidi w:val="0"/>
-      </w:pPr>
       <w:proofErr w:type="spellStart"/>
       <w:r>
-        <w:t>InitialCNN</w:t>
+        <w:t>InitialMLP</w:t>
       </w:r>
       <w:proofErr w:type="spellEnd"/>
       <w:r>
-        <w:t xml:space="preserve"> Parameters: 653,386</w:t>
-      </w:r>
-    </w:p>
-    <w:p>
-      <w:pPr>
-        <w:bidi w:val="0"/>
-      </w:pPr>
-      <w:proofErr w:type="spellStart"/>
-      <w:r>
-        <w:t>InitialMLP</w:t>
-      </w:r>
-      <w:proofErr w:type="spellEnd"/>
-      <w:r>
         <w:t xml:space="preserve"> Parameters: 1,707,274</w:t>
       </w:r>
-    </w:p>
-    <w:p>
-      <w:pPr>
-        <w:bidi w:val="0"/>
-      </w:pPr>
-    </w:p>
-    <w:p>
-      <w:pPr>
-        <w:bidi w:val="0"/>
-      </w:pPr>
-    </w:p>
-    <w:p>
-      <w:pPr>
-        <w:bidi w:val="0"/>
-      </w:pPr>
-    </w:p>
-    <w:p>
-      <w:pPr>
-        <w:bidi w:val="0"/>
-      </w:pPr>
     </w:p>
     <w:p>
       <w:pPr>
@@ -771,29 +721,32 @@
       <w:pPr>
         <w:bidi w:val="0"/>
       </w:pPr>
+      <w:r>
+        <w:t xml:space="preserve">All that talk but the runtime speed for the MLP is much faster than the runtime speed of the CNN, and this is happening because the MLP only </w:t>
+      </w:r>
+      <w:proofErr w:type="gramStart"/>
+      <w:r>
+        <w:t>do</w:t>
+      </w:r>
+      <w:proofErr w:type="gramEnd"/>
+      <w:r>
+        <w:t xml:space="preserve"> dense matrix multiplication while the CNN does convolutions which </w:t>
+      </w:r>
+      <w:proofErr w:type="gramStart"/>
+      <w:r>
+        <w:t>is</w:t>
+      </w:r>
+      <w:proofErr w:type="gramEnd"/>
+      <w:r>
+        <w:t xml:space="preserve"> more expensive mathematically and this is why it takes more time for each epoch. </w:t>
+      </w:r>
     </w:p>
     <w:p>
       <w:pPr>
         <w:bidi w:val="0"/>
       </w:pPr>
       <w:r>
-        <w:t xml:space="preserve">All that talk but the runtime speed for the MLP is much faster than the runtime speed of the CNN, and this is happening because the MLP only </w:t>
-      </w:r>
-      <w:proofErr w:type="gramStart"/>
-      <w:r>
-        <w:t>do</w:t>
-      </w:r>
-      <w:proofErr w:type="gramEnd"/>
-      <w:r>
-        <w:t xml:space="preserve"> dense matrix multiplication while the CNN does convolutions which </w:t>
-      </w:r>
-      <w:proofErr w:type="gramStart"/>
-      <w:r>
-        <w:t>is</w:t>
-      </w:r>
-      <w:proofErr w:type="gramEnd"/>
-      <w:r>
-        <w:t xml:space="preserve"> more expensive mathematically and this is why it takes more time for each epoch. </w:t>
+        <w:t>MLP Training Time: 118.28 seconds</w:t>
       </w:r>
     </w:p>
     <w:p>
@@ -801,7 +754,7 @@
         <w:bidi w:val="0"/>
       </w:pPr>
       <w:r>
-        <w:t>MLP Training Time: 118.28 seconds</w:t>
+        <w:t>CNN Training Time: 165.41 seconds</w:t>
       </w:r>
     </w:p>
     <w:p>
@@ -809,21 +762,14 @@
         <w:bidi w:val="0"/>
       </w:pPr>
       <w:r>
-        <w:t>CNN Training Time: 165.41 seconds</w:t>
-      </w:r>
-    </w:p>
-    <w:p>
-      <w:pPr>
-        <w:bidi w:val="0"/>
-      </w:pPr>
-      <w:r>
         <w:rPr>
           <w:noProof/>
         </w:rPr>
+        <w:lastRenderedPageBreak/>
         <w:drawing>
-          <wp:inline distT="0" distB="0" distL="0" distR="0" wp14:anchorId="6A74A4FC" wp14:editId="60B46251">
-            <wp:extent cx="5274310" cy="2344420"/>
-            <wp:effectExtent l="0" t="0" r="2540" b="0"/>
+          <wp:inline distT="0" distB="0" distL="0" distR="0" wp14:anchorId="6A74A4FC" wp14:editId="18BFC2E4">
+            <wp:extent cx="3905353" cy="1735921"/>
+            <wp:effectExtent l="0" t="0" r="0" b="0"/>
             <wp:docPr id="1264779503" name="תמונה 1"/>
             <wp:cNvGraphicFramePr>
               <a:graphicFrameLocks xmlns:a="http://schemas.openxmlformats.org/drawingml/2006/main" noChangeAspect="1"/>
@@ -836,7 +782,7 @@
                     <pic:cNvPicPr/>
                   </pic:nvPicPr>
                   <pic:blipFill>
-                    <a:blip r:embed="rId8"/>
+                    <a:blip r:embed="rId9"/>
                     <a:stretch>
                       <a:fillRect/>
                     </a:stretch>
@@ -844,7 +790,7 @@
                   <pic:spPr>
                     <a:xfrm>
                       <a:off x="0" y="0"/>
-                      <a:ext cx="5274310" cy="2344420"/>
+                      <a:ext cx="3912268" cy="1738995"/>
                     </a:xfrm>
                     <a:prstGeom prst="rect">
                       <a:avLst/>
@@ -874,13 +820,8 @@
       </w:r>
       <w:r>
         <w:br/>
-        <w:t xml:space="preserve">NLPs are best for unstructured data, where each feature has a distinct fixed meaning, and there is no spatial relationship between the columns. </w:t>
-      </w:r>
-    </w:p>
-    <w:p>
-      <w:pPr>
-        <w:bidi w:val="0"/>
-      </w:pPr>
+        <w:t>NLPs are best for unstructured data, where each feature has a distinct fixed meaning, and there is no spatial relationship between the columns.</w:t>
+      </w:r>
     </w:p>
     <w:p>
       <w:pPr>
@@ -937,7 +878,7 @@
                     <pic:cNvPicPr/>
                   </pic:nvPicPr>
                   <pic:blipFill>
-                    <a:blip r:embed="rId9"/>
+                    <a:blip r:embed="rId10"/>
                     <a:stretch>
                       <a:fillRect/>
                     </a:stretch>
@@ -990,7 +931,11 @@
         <w:t>training,</w:t>
       </w:r>
       <w:r>
-        <w:t xml:space="preserve"> and this prevents the network from relying too heavily on any single pathway or "memorizing" specific features, forcing it to learn more robust and redundant representations. </w:t>
+        <w:t xml:space="preserve"> and this </w:t>
+      </w:r>
+      <w:r>
+        <w:lastRenderedPageBreak/>
+        <w:t xml:space="preserve">prevents the network from relying too heavily on any single pathway or "memorizing" specific features, forcing it to learn more robust and redundant representations. </w:t>
       </w:r>
     </w:p>
     <w:p>
@@ -1019,9 +964,2232 @@
       <w:r>
         <w:t xml:space="preserve"> that both methods succeed to overcome the overfitting problem.</w:t>
       </w:r>
-      <w:r>
+    </w:p>
+    <w:p>
+      <w:pPr>
+        <w:bidi w:val="0"/>
+        <w:jc w:val="both"/>
+        <w:rPr>
+          <w:b/>
+          <w:bCs/>
+          <w:u w:val="single"/>
+        </w:rPr>
+      </w:pPr>
+      <w:r>
+        <w:rPr>
+          <w:b/>
+          <w:bCs/>
+          <w:u w:val="single"/>
+        </w:rPr>
+        <w:t xml:space="preserve">Section </w:t>
+      </w:r>
+      <w:r>
+        <w:rPr>
+          <w:b/>
+          <w:bCs/>
+          <w:u w:val="single"/>
+        </w:rPr>
+        <w:t>4:</w:t>
+      </w:r>
+    </w:p>
+    <w:p>
+      <w:pPr>
+        <w:jc w:val="right"/>
+        <w:rPr>
+          <w:rFonts w:ascii="Times New Roman" w:hAnsi="Times New Roman" w:cs="Times New Roman"/>
+          <w:b/>
+          <w:bCs/>
+          <w:i/>
+          <w:iCs/>
+          <w:color w:val="FF33CC"/>
+          <w:sz w:val="36"/>
+          <w:szCs w:val="36"/>
+          <w:u w:val="single"/>
+        </w:rPr>
+      </w:pPr>
+      <w:r>
+        <w:rPr>
+          <w:rFonts w:ascii="Times New Roman" w:hAnsi="Times New Roman" w:cs="Times New Roman"/>
+          <w:b/>
+          <w:bCs/>
+          <w:i/>
+          <w:iCs/>
+          <w:color w:val="FF33CC"/>
+          <w:sz w:val="36"/>
+          <w:szCs w:val="36"/>
+          <w:u w:val="single"/>
+        </w:rPr>
+        <w:t>Part 4 - Data Augmentation</w:t>
+      </w:r>
+    </w:p>
+    <w:p>
+      <w:pPr>
+        <w:jc w:val="right"/>
+        <w:rPr>
+          <w:rFonts w:ascii="Times New Roman" w:hAnsi="Times New Roman" w:cs="Times New Roman"/>
+        </w:rPr>
+      </w:pPr>
+      <w:r>
+        <w:rPr>
+          <w:rFonts w:ascii="Times New Roman" w:hAnsi="Times New Roman" w:cs="Times New Roman"/>
+          <w:b/>
+          <w:bCs/>
+          <w:i/>
+          <w:iCs/>
+          <w:noProof/>
+          <w:color w:val="FF33CC"/>
+          <w:sz w:val="36"/>
+          <w:szCs w:val="36"/>
+        </w:rPr>
+        <w:drawing>
+          <wp:anchor distT="0" distB="0" distL="114300" distR="114300" simplePos="0" relativeHeight="251659264" behindDoc="0" locked="0" layoutInCell="1" allowOverlap="1" wp14:anchorId="265144B7" wp14:editId="3A9B3CA7">
+            <wp:simplePos x="0" y="0"/>
+            <wp:positionH relativeFrom="margin">
+              <wp:posOffset>-502920</wp:posOffset>
+            </wp:positionH>
+            <wp:positionV relativeFrom="paragraph">
+              <wp:posOffset>1016635</wp:posOffset>
+            </wp:positionV>
+            <wp:extent cx="5943600" cy="1146810"/>
+            <wp:effectExtent l="0" t="0" r="0" b="0"/>
+            <wp:wrapNone/>
+            <wp:docPr id="1" name="תמונה 1" descr="A blurry image of a frog&#10;&#10;Description automatically generated"/>
+            <wp:cNvGraphicFramePr>
+              <a:graphicFrameLocks xmlns:a="http://schemas.openxmlformats.org/drawingml/2006/main" noChangeAspect="1"/>
+            </wp:cNvGraphicFramePr>
+            <a:graphic xmlns:a="http://schemas.openxmlformats.org/drawingml/2006/main">
+              <a:graphicData uri="http://schemas.openxmlformats.org/drawingml/2006/picture">
+                <pic:pic xmlns:pic="http://schemas.openxmlformats.org/drawingml/2006/picture">
+                  <pic:nvPicPr>
+                    <pic:cNvPr id="1" name="תמונה 1" descr="A blurry image of a frog&#10;&#10;Description automatically generated"/>
+                    <pic:cNvPicPr/>
+                  </pic:nvPicPr>
+                  <pic:blipFill>
+                    <a:blip r:embed="rId11" cstate="print">
+                      <a:extLst>
+                        <a:ext uri="{28A0092B-C50C-407E-A947-70E740481C1C}">
+                          <a14:useLocalDpi xmlns:a14="http://schemas.microsoft.com/office/drawing/2010/main" val="0"/>
+                        </a:ext>
+                      </a:extLst>
+                    </a:blip>
+                    <a:stretch>
+                      <a:fillRect/>
+                    </a:stretch>
+                  </pic:blipFill>
+                  <pic:spPr>
+                    <a:xfrm>
+                      <a:off x="0" y="0"/>
+                      <a:ext cx="5943600" cy="1146810"/>
+                    </a:xfrm>
+                    <a:prstGeom prst="rect">
+                      <a:avLst/>
+                    </a:prstGeom>
+                  </pic:spPr>
+                </pic:pic>
+              </a:graphicData>
+            </a:graphic>
+            <wp14:sizeRelH relativeFrom="page">
+              <wp14:pctWidth>0</wp14:pctWidth>
+            </wp14:sizeRelH>
+            <wp14:sizeRelV relativeFrom="page">
+              <wp14:pctHeight>0</wp14:pctHeight>
+            </wp14:sizeRelV>
+          </wp:anchor>
+        </w:drawing>
+      </w:r>
+      <w:r>
+        <w:rPr>
+          <w:rFonts w:ascii="Times New Roman" w:hAnsi="Times New Roman" w:cs="Times New Roman"/>
+        </w:rPr>
+        <w:t>Several augmentation techniques were applied to the CIFAR-10 training set, including random crop, rotation, zoom/resize, horizontal flip, and vertical flip. These transformations generate additional image variations and increase the diversity of the training data. The CNN was trained both with and without augmentation, and the results were compared using accuracy curves, loss curves, and confusion matrices.</w:t>
+      </w:r>
+    </w:p>
+    <w:p>
+      <w:pPr>
+        <w:bidi w:val="0"/>
+        <w:rPr>
+          <w:b/>
+          <w:bCs/>
+          <w:u w:val="single"/>
+        </w:rPr>
+      </w:pPr>
+    </w:p>
+    <w:p>
+      <w:pPr>
+        <w:bidi w:val="0"/>
+        <w:rPr>
+          <w:b/>
+          <w:bCs/>
+          <w:u w:val="single"/>
+        </w:rPr>
+      </w:pPr>
+    </w:p>
+    <w:p>
+      <w:pPr>
+        <w:bidi w:val="0"/>
+      </w:pPr>
+    </w:p>
+    <w:p/>
+    <w:p>
+      <w:pPr>
+        <w:jc w:val="right"/>
+        <w:rPr>
+          <w:i/>
+          <w:iCs/>
+          <w:sz w:val="18"/>
+          <w:szCs w:val="18"/>
+        </w:rPr>
+      </w:pPr>
+      <w:r>
+        <w:rPr>
+          <w:i/>
+          <w:iCs/>
+          <w:sz w:val="18"/>
+          <w:szCs w:val="18"/>
+        </w:rPr>
+        <w:t>Examples of the applied augmentation techniques, including random crop, rotation, zoom/resize, horizontal flip, and vertical flip.</w:t>
+      </w:r>
+    </w:p>
+    <w:p>
+      <w:pPr>
+        <w:jc w:val="right"/>
+        <w:rPr>
+          <w:rFonts w:ascii="Times New Roman" w:hAnsi="Times New Roman" w:cs="Times New Roman"/>
+          <w:b/>
+          <w:bCs/>
+          <w:rtl/>
+        </w:rPr>
+      </w:pPr>
+      <w:r>
+        <w:rPr>
+          <w:rFonts w:ascii="Times New Roman" w:hAnsi="Times New Roman" w:cs="Times New Roman"/>
+          <w:b/>
+          <w:bCs/>
+        </w:rPr>
+        <w:t>CNN Without Augmentation</w:t>
+      </w:r>
+    </w:p>
+    <w:p>
+      <w:pPr>
+        <w:jc w:val="right"/>
+        <w:rPr>
+          <w:rFonts w:ascii="Times New Roman" w:hAnsi="Times New Roman" w:cs="Times New Roman"/>
+        </w:rPr>
+      </w:pPr>
+      <w:r>
+        <w:rPr>
+          <w:rFonts w:ascii="Times New Roman" w:hAnsi="Times New Roman" w:cs="Times New Roman"/>
+          <w:b/>
+          <w:bCs/>
+          <w:noProof/>
+          <w:sz w:val="40"/>
+          <w:szCs w:val="40"/>
+        </w:rPr>
+        <w:drawing>
+          <wp:anchor distT="0" distB="0" distL="114300" distR="114300" simplePos="0" relativeHeight="251661312" behindDoc="0" locked="0" layoutInCell="1" allowOverlap="1" wp14:anchorId="3EF3C8DE" wp14:editId="741B8A71">
+            <wp:simplePos x="0" y="0"/>
+            <wp:positionH relativeFrom="margin">
+              <wp:posOffset>-553605</wp:posOffset>
+            </wp:positionH>
+            <wp:positionV relativeFrom="paragraph">
+              <wp:posOffset>1289706</wp:posOffset>
+            </wp:positionV>
+            <wp:extent cx="6777414" cy="2415540"/>
+            <wp:effectExtent l="0" t="0" r="4445" b="3810"/>
+            <wp:wrapNone/>
+            <wp:docPr id="3" name="תמונה 3" descr="A graph of loss and loss&#10;&#10;Description automatically generated"/>
+            <wp:cNvGraphicFramePr>
+              <a:graphicFrameLocks xmlns:a="http://schemas.openxmlformats.org/drawingml/2006/main" noChangeAspect="1"/>
+            </wp:cNvGraphicFramePr>
+            <a:graphic xmlns:a="http://schemas.openxmlformats.org/drawingml/2006/main">
+              <a:graphicData uri="http://schemas.openxmlformats.org/drawingml/2006/picture">
+                <pic:pic xmlns:pic="http://schemas.openxmlformats.org/drawingml/2006/picture">
+                  <pic:nvPicPr>
+                    <pic:cNvPr id="3" name="תמונה 3" descr="A graph of loss and loss&#10;&#10;Description automatically generated"/>
+                    <pic:cNvPicPr/>
+                  </pic:nvPicPr>
+                  <pic:blipFill>
+                    <a:blip r:embed="rId12" cstate="print">
+                      <a:extLst>
+                        <a:ext uri="{28A0092B-C50C-407E-A947-70E740481C1C}">
+                          <a14:useLocalDpi xmlns:a14="http://schemas.microsoft.com/office/drawing/2010/main" val="0"/>
+                        </a:ext>
+                      </a:extLst>
+                    </a:blip>
+                    <a:stretch>
+                      <a:fillRect/>
+                    </a:stretch>
+                  </pic:blipFill>
+                  <pic:spPr>
+                    <a:xfrm>
+                      <a:off x="0" y="0"/>
+                      <a:ext cx="6777414" cy="2415540"/>
+                    </a:xfrm>
+                    <a:prstGeom prst="rect">
+                      <a:avLst/>
+                    </a:prstGeom>
+                  </pic:spPr>
+                </pic:pic>
+              </a:graphicData>
+            </a:graphic>
+            <wp14:sizeRelH relativeFrom="page">
+              <wp14:pctWidth>0</wp14:pctWidth>
+            </wp14:sizeRelH>
+            <wp14:sizeRelV relativeFrom="page">
+              <wp14:pctHeight>0</wp14:pctHeight>
+            </wp14:sizeRelV>
+          </wp:anchor>
+        </w:drawing>
+      </w:r>
+      <w:r>
+        <w:rPr>
+          <w:rFonts w:ascii="Times New Roman" w:hAnsi="Times New Roman" w:cs="Times New Roman"/>
+        </w:rPr>
+        <w:t>The CNN was first trained on the original CIFAR-10 dataset without any augmentation. The model achieved a final test accuracy of 75.27% after 15 epochs. Training accuracy increased continuously and reached 97.02%, while test accuracy stabilized around 75%, indicating significant overfitting. The loss curves show that the training loss kept decreasing, whereas the test loss increased after several epochs, further confirming that the model began memorizing the training data</w:t>
+      </w:r>
+      <w:r>
+        <w:rPr>
+          <w:rFonts w:ascii="Times New Roman" w:hAnsi="Times New Roman" w:cs="Times New Roman"/>
+        </w:rPr>
+        <w:t>.</w:t>
+      </w:r>
+    </w:p>
+    <w:p>
+      <w:pPr>
+        <w:jc w:val="right"/>
+        <w:rPr>
+          <w:rFonts w:ascii="Times New Roman" w:hAnsi="Times New Roman" w:cs="Times New Roman"/>
+        </w:rPr>
+      </w:pPr>
+    </w:p>
+    <w:p>
+      <w:pPr>
+        <w:jc w:val="right"/>
+        <w:rPr>
+          <w:rFonts w:ascii="Times New Roman" w:hAnsi="Times New Roman" w:cs="Times New Roman"/>
+        </w:rPr>
+      </w:pPr>
+    </w:p>
+    <w:p>
+      <w:pPr>
+        <w:jc w:val="right"/>
+        <w:rPr>
+          <w:rFonts w:ascii="Times New Roman" w:hAnsi="Times New Roman" w:cs="Times New Roman"/>
+        </w:rPr>
+      </w:pPr>
+    </w:p>
+    <w:p>
+      <w:pPr>
+        <w:bidi w:val="0"/>
+        <w:jc w:val="both"/>
+        <w:rPr>
+          <w:rFonts w:ascii="Times New Roman" w:hAnsi="Times New Roman" w:cs="Times New Roman"/>
+        </w:rPr>
+      </w:pPr>
+    </w:p>
+    <w:p>
+      <w:pPr>
+        <w:bidi w:val="0"/>
+        <w:jc w:val="both"/>
+      </w:pPr>
+    </w:p>
+    <w:p>
+      <w:pPr>
+        <w:jc w:val="right"/>
+        <w:rPr>
+          <w:rFonts w:ascii="Times New Roman" w:hAnsi="Times New Roman" w:cs="Times New Roman"/>
+          <w:b/>
+          <w:bCs/>
+        </w:rPr>
+      </w:pPr>
+      <w:r>
+        <w:rPr>
+          <w:rFonts w:ascii="Times New Roman" w:hAnsi="Times New Roman" w:cs="Times New Roman"/>
+          <w:b/>
+          <w:bCs/>
+        </w:rPr>
+        <w:lastRenderedPageBreak/>
+        <w:t>CNN With Augmentation</w:t>
+      </w:r>
+    </w:p>
+    <w:p>
+      <w:pPr>
+        <w:jc w:val="right"/>
+        <w:rPr>
+          <w:rFonts w:ascii="Times New Roman" w:hAnsi="Times New Roman" w:cs="Times New Roman"/>
+        </w:rPr>
+      </w:pPr>
+      <w:r>
+        <w:rPr>
+          <w:rFonts w:ascii="Times New Roman" w:hAnsi="Times New Roman" w:cs="Times New Roman"/>
+        </w:rPr>
+        <w:t>The CNN was then trained using the augmented dataset. The augmentation techniques included random crop, rotation, zoom/resize, horizontal flip, and vertical flip. After 15 epochs, the model achieved a final test accuracy of 75.23%. Although the training process was slower, both training and test losses decreased steadily. The gap between training and test accuracy remained much smaller than in the non-augmented model, indicating better generalization and reduced overfitting.</w:t>
+      </w:r>
+    </w:p>
+    <w:p>
+      <w:pPr>
+        <w:jc w:val="right"/>
+        <w:rPr>
+          <w:rFonts w:ascii="Times New Roman" w:hAnsi="Times New Roman" w:cs="Times New Roman"/>
+        </w:rPr>
+      </w:pPr>
+      <w:r>
+        <w:rPr>
+          <w:rFonts w:ascii="Times New Roman" w:hAnsi="Times New Roman" w:cs="Times New Roman"/>
+          <w:noProof/>
+          <w:sz w:val="48"/>
+          <w:szCs w:val="48"/>
+        </w:rPr>
+        <w:drawing>
+          <wp:anchor distT="0" distB="0" distL="114300" distR="114300" simplePos="0" relativeHeight="251663360" behindDoc="0" locked="0" layoutInCell="1" allowOverlap="1" wp14:anchorId="16203688" wp14:editId="192AFE50">
+            <wp:simplePos x="0" y="0"/>
+            <wp:positionH relativeFrom="margin">
+              <wp:posOffset>-664095</wp:posOffset>
+            </wp:positionH>
+            <wp:positionV relativeFrom="paragraph">
+              <wp:posOffset>18934</wp:posOffset>
+            </wp:positionV>
+            <wp:extent cx="6646919" cy="2316480"/>
+            <wp:effectExtent l="0" t="0" r="1905" b="7620"/>
+            <wp:wrapNone/>
+            <wp:docPr id="4" name="תמונה 4" descr="A graph of loss and loss&#10;&#10;Description automatically generated"/>
+            <wp:cNvGraphicFramePr>
+              <a:graphicFrameLocks xmlns:a="http://schemas.openxmlformats.org/drawingml/2006/main" noChangeAspect="1"/>
+            </wp:cNvGraphicFramePr>
+            <a:graphic xmlns:a="http://schemas.openxmlformats.org/drawingml/2006/main">
+              <a:graphicData uri="http://schemas.openxmlformats.org/drawingml/2006/picture">
+                <pic:pic xmlns:pic="http://schemas.openxmlformats.org/drawingml/2006/picture">
+                  <pic:nvPicPr>
+                    <pic:cNvPr id="4" name="תמונה 4" descr="A graph of loss and loss&#10;&#10;Description automatically generated"/>
+                    <pic:cNvPicPr/>
+                  </pic:nvPicPr>
+                  <pic:blipFill>
+                    <a:blip r:embed="rId13" cstate="print">
+                      <a:extLst>
+                        <a:ext uri="{28A0092B-C50C-407E-A947-70E740481C1C}">
+                          <a14:useLocalDpi xmlns:a14="http://schemas.microsoft.com/office/drawing/2010/main" val="0"/>
+                        </a:ext>
+                      </a:extLst>
+                    </a:blip>
+                    <a:stretch>
+                      <a:fillRect/>
+                    </a:stretch>
+                  </pic:blipFill>
+                  <pic:spPr>
+                    <a:xfrm>
+                      <a:off x="0" y="0"/>
+                      <a:ext cx="6646919" cy="2316480"/>
+                    </a:xfrm>
+                    <a:prstGeom prst="rect">
+                      <a:avLst/>
+                    </a:prstGeom>
+                  </pic:spPr>
+                </pic:pic>
+              </a:graphicData>
+            </a:graphic>
+            <wp14:sizeRelH relativeFrom="page">
+              <wp14:pctWidth>0</wp14:pctWidth>
+            </wp14:sizeRelH>
+            <wp14:sizeRelV relativeFrom="page">
+              <wp14:pctHeight>0</wp14:pctHeight>
+            </wp14:sizeRelV>
+          </wp:anchor>
+        </w:drawing>
+      </w:r>
+    </w:p>
+    <w:p>
+      <w:pPr>
+        <w:rPr>
+          <w:rFonts w:ascii="Times New Roman" w:hAnsi="Times New Roman" w:cs="Times New Roman"/>
+          <w:sz w:val="48"/>
+          <w:szCs w:val="48"/>
+        </w:rPr>
+      </w:pPr>
+    </w:p>
+    <w:p>
+      <w:pPr>
+        <w:rPr>
+          <w:rFonts w:ascii="Times New Roman" w:hAnsi="Times New Roman" w:cs="Times New Roman"/>
+          <w:sz w:val="48"/>
+          <w:szCs w:val="48"/>
+        </w:rPr>
+      </w:pPr>
+    </w:p>
+    <w:p>
+      <w:pPr>
+        <w:rPr>
+          <w:rFonts w:ascii="Times New Roman" w:hAnsi="Times New Roman" w:cs="Times New Roman"/>
+          <w:sz w:val="48"/>
+          <w:szCs w:val="48"/>
+        </w:rPr>
+      </w:pPr>
+    </w:p>
+    <w:p>
+      <w:pPr>
+        <w:bidi w:val="0"/>
+      </w:pPr>
+    </w:p>
+    <w:p>
+      <w:pPr>
+        <w:bidi w:val="0"/>
+      </w:pPr>
+    </w:p>
+    <w:p>
+      <w:pPr>
+        <w:jc w:val="right"/>
+        <w:rPr>
+          <w:rFonts w:ascii="Times New Roman" w:hAnsi="Times New Roman" w:cs="Times New Roman"/>
+          <w:b/>
+          <w:bCs/>
+        </w:rPr>
+      </w:pPr>
+      <w:r>
+        <w:rPr>
+          <w:rFonts w:ascii="Times New Roman" w:hAnsi="Times New Roman" w:cs="Times New Roman"/>
+          <w:b/>
+          <w:bCs/>
+        </w:rPr>
+        <w:t>Accuracy Comparison</w:t>
+      </w:r>
+    </w:p>
+    <w:p>
+      <w:pPr>
+        <w:jc w:val="right"/>
+        <w:rPr>
+          <w:rFonts w:ascii="Times New Roman" w:hAnsi="Times New Roman" w:cs="Times New Roman"/>
+        </w:rPr>
+      </w:pPr>
+      <w:r>
+        <w:rPr>
+          <w:rFonts w:ascii="Times New Roman" w:hAnsi="Times New Roman" w:cs="Times New Roman"/>
+        </w:rPr>
+        <w:t>Both models achieved very similar final test accuracy. The non-augmented model reached 75.27%, while the augmented model achieved 75.23%. Although augmentation did not significantly improve the final accuracy, it reduced overfitting and produced a more stable learning process. The augmented model continued improving throughout training, while the non-augmented model plateaued after several epochs.</w:t>
+      </w:r>
+    </w:p>
+    <w:p>
+      <w:pPr>
+        <w:rPr>
+          <w:rFonts w:ascii="Times New Roman" w:hAnsi="Times New Roman" w:cs="Times New Roman"/>
+          <w:b/>
+          <w:bCs/>
+          <w:sz w:val="56"/>
+          <w:szCs w:val="56"/>
+        </w:rPr>
+      </w:pPr>
+      <w:r>
+        <w:rPr>
+          <w:rFonts w:ascii="Times New Roman" w:hAnsi="Times New Roman" w:cs="Times New Roman"/>
+          <w:b/>
+          <w:bCs/>
+          <w:noProof/>
+          <w:sz w:val="56"/>
+          <w:szCs w:val="56"/>
+        </w:rPr>
+        <w:drawing>
+          <wp:anchor distT="0" distB="0" distL="114300" distR="114300" simplePos="0" relativeHeight="251665408" behindDoc="0" locked="0" layoutInCell="1" allowOverlap="1" wp14:anchorId="6C2DFA96" wp14:editId="3AF33A91">
+            <wp:simplePos x="0" y="0"/>
+            <wp:positionH relativeFrom="column">
+              <wp:posOffset>1043940</wp:posOffset>
+            </wp:positionH>
+            <wp:positionV relativeFrom="paragraph">
+              <wp:posOffset>1270</wp:posOffset>
+            </wp:positionV>
+            <wp:extent cx="3390900" cy="2291031"/>
+            <wp:effectExtent l="0" t="0" r="0" b="0"/>
+            <wp:wrapNone/>
+            <wp:docPr id="5" name="תמונה 5" descr="A graph with blue and orange lines&#10;&#10;Description automatically generated"/>
+            <wp:cNvGraphicFramePr>
+              <a:graphicFrameLocks xmlns:a="http://schemas.openxmlformats.org/drawingml/2006/main" noChangeAspect="1"/>
+            </wp:cNvGraphicFramePr>
+            <a:graphic xmlns:a="http://schemas.openxmlformats.org/drawingml/2006/main">
+              <a:graphicData uri="http://schemas.openxmlformats.org/drawingml/2006/picture">
+                <pic:pic xmlns:pic="http://schemas.openxmlformats.org/drawingml/2006/picture">
+                  <pic:nvPicPr>
+                    <pic:cNvPr id="5" name="תמונה 5" descr="A graph with blue and orange lines&#10;&#10;Description automatically generated"/>
+                    <pic:cNvPicPr/>
+                  </pic:nvPicPr>
+                  <pic:blipFill>
+                    <a:blip r:embed="rId14" cstate="print">
+                      <a:extLst>
+                        <a:ext uri="{28A0092B-C50C-407E-A947-70E740481C1C}">
+                          <a14:useLocalDpi xmlns:a14="http://schemas.microsoft.com/office/drawing/2010/main" val="0"/>
+                        </a:ext>
+                      </a:extLst>
+                    </a:blip>
+                    <a:stretch>
+                      <a:fillRect/>
+                    </a:stretch>
+                  </pic:blipFill>
+                  <pic:spPr>
+                    <a:xfrm>
+                      <a:off x="0" y="0"/>
+                      <a:ext cx="3390900" cy="2291031"/>
+                    </a:xfrm>
+                    <a:prstGeom prst="rect">
+                      <a:avLst/>
+                    </a:prstGeom>
+                  </pic:spPr>
+                </pic:pic>
+              </a:graphicData>
+            </a:graphic>
+            <wp14:sizeRelH relativeFrom="page">
+              <wp14:pctWidth>0</wp14:pctWidth>
+            </wp14:sizeRelH>
+            <wp14:sizeRelV relativeFrom="page">
+              <wp14:pctHeight>0</wp14:pctHeight>
+            </wp14:sizeRelV>
+          </wp:anchor>
+        </w:drawing>
+      </w:r>
+    </w:p>
+    <w:p>
+      <w:pPr>
+        <w:rPr>
+          <w:rFonts w:ascii="Times New Roman" w:hAnsi="Times New Roman" w:cs="Times New Roman"/>
+          <w:sz w:val="56"/>
+          <w:szCs w:val="56"/>
+        </w:rPr>
+      </w:pPr>
+    </w:p>
+    <w:p>
+      <w:pPr>
+        <w:rPr>
+          <w:rFonts w:ascii="Times New Roman" w:hAnsi="Times New Roman" w:cs="Times New Roman"/>
+          <w:sz w:val="56"/>
+          <w:szCs w:val="56"/>
+        </w:rPr>
+      </w:pPr>
+    </w:p>
+    <w:p>
+      <w:pPr>
+        <w:bidi w:val="0"/>
+      </w:pPr>
+    </w:p>
+    <w:p>
+      <w:pPr>
+        <w:bidi w:val="0"/>
+      </w:pPr>
+    </w:p>
+    <w:p>
+      <w:pPr>
+        <w:bidi w:val="0"/>
+      </w:pPr>
+    </w:p>
+    <w:p>
+      <w:pPr>
+        <w:bidi w:val="0"/>
+      </w:pPr>
+    </w:p>
+    <w:p>
+      <w:pPr>
+        <w:tabs>
+          <w:tab w:val="left" w:pos="7656"/>
+        </w:tabs>
+        <w:jc w:val="right"/>
+        <w:rPr>
+          <w:rFonts w:ascii="Times New Roman" w:hAnsi="Times New Roman" w:cs="Times New Roman" w:hint="cs"/>
+          <w:b/>
+          <w:bCs/>
+          <w:sz w:val="72"/>
+          <w:szCs w:val="72"/>
+        </w:rPr>
+      </w:pPr>
+      <w:r>
+        <w:rPr>
+          <w:rFonts w:ascii="Times New Roman" w:hAnsi="Times New Roman" w:cs="Times New Roman"/>
+          <w:b/>
+          <w:bCs/>
+        </w:rPr>
+        <w:lastRenderedPageBreak/>
+        <w:t>Confusion Matrix Analysis</w:t>
+      </w:r>
+    </w:p>
+    <w:p>
+      <w:pPr>
+        <w:jc w:val="right"/>
+        <w:rPr>
+          <w:rFonts w:ascii="Times New Roman" w:hAnsi="Times New Roman" w:cs="Times New Roman"/>
+        </w:rPr>
+      </w:pPr>
+      <w:r>
+        <w:rPr>
+          <w:rFonts w:ascii="Times New Roman" w:hAnsi="Times New Roman" w:cs="Times New Roman"/>
+        </w:rPr>
+        <w:t xml:space="preserve">The confusion matrices show that both models performed well on classes such as </w:t>
+      </w:r>
+      <w:proofErr w:type="gramStart"/>
+      <w:r>
+        <w:rPr>
+          <w:rFonts w:ascii="Times New Roman" w:hAnsi="Times New Roman" w:cs="Times New Roman"/>
+        </w:rPr>
+        <w:t>automobile</w:t>
+      </w:r>
+      <w:proofErr w:type="gramEnd"/>
+      <w:r>
+        <w:rPr>
+          <w:rFonts w:ascii="Times New Roman" w:hAnsi="Times New Roman" w:cs="Times New Roman"/>
+        </w:rPr>
+        <w:t xml:space="preserve">, airplane, </w:t>
+      </w:r>
+      <w:proofErr w:type="gramStart"/>
+      <w:r>
+        <w:rPr>
+          <w:rFonts w:ascii="Times New Roman" w:hAnsi="Times New Roman" w:cs="Times New Roman"/>
+        </w:rPr>
+        <w:t>frog</w:t>
+      </w:r>
+      <w:proofErr w:type="gramEnd"/>
+      <w:r>
+        <w:rPr>
+          <w:rFonts w:ascii="Times New Roman" w:hAnsi="Times New Roman" w:cs="Times New Roman"/>
+        </w:rPr>
+        <w:t xml:space="preserve">, </w:t>
+      </w:r>
+      <w:proofErr w:type="gramStart"/>
+      <w:r>
+        <w:rPr>
+          <w:rFonts w:ascii="Times New Roman" w:hAnsi="Times New Roman" w:cs="Times New Roman"/>
+        </w:rPr>
+        <w:t>ship</w:t>
+      </w:r>
+      <w:proofErr w:type="gramEnd"/>
+      <w:r>
+        <w:rPr>
+          <w:rFonts w:ascii="Times New Roman" w:hAnsi="Times New Roman" w:cs="Times New Roman"/>
+        </w:rPr>
+        <w:t xml:space="preserve">, and </w:t>
+      </w:r>
+      <w:proofErr w:type="gramStart"/>
+      <w:r>
+        <w:rPr>
+          <w:rFonts w:ascii="Times New Roman" w:hAnsi="Times New Roman" w:cs="Times New Roman"/>
+        </w:rPr>
+        <w:t>truck</w:t>
+      </w:r>
+      <w:proofErr w:type="gramEnd"/>
+      <w:r>
+        <w:rPr>
+          <w:rFonts w:ascii="Times New Roman" w:hAnsi="Times New Roman" w:cs="Times New Roman"/>
+        </w:rPr>
+        <w:t>. Most classification errors occurred between visually similar classes, particularly cats and dogs. The augmented model achieved comparable classification performance while maintaining better generalization, confirming the observations from the accuracy and loss curves.</w:t>
+      </w:r>
+    </w:p>
+    <w:p>
+      <w:pPr>
+        <w:rPr>
+          <w:rFonts w:ascii="Times New Roman" w:hAnsi="Times New Roman" w:cs="Times New Roman"/>
+          <w:sz w:val="96"/>
+          <w:szCs w:val="96"/>
+        </w:rPr>
+      </w:pPr>
+      <w:r>
+        <w:rPr>
+          <w:rFonts w:ascii="Times New Roman" w:hAnsi="Times New Roman" w:cs="Times New Roman"/>
+          <w:noProof/>
+          <w:sz w:val="96"/>
+          <w:szCs w:val="96"/>
+        </w:rPr>
+        <w:drawing>
+          <wp:anchor distT="0" distB="0" distL="114300" distR="114300" simplePos="0" relativeHeight="251667456" behindDoc="0" locked="0" layoutInCell="1" allowOverlap="1" wp14:anchorId="3AD61276" wp14:editId="19BE973D">
+            <wp:simplePos x="0" y="0"/>
+            <wp:positionH relativeFrom="margin">
+              <wp:posOffset>2605809</wp:posOffset>
+            </wp:positionH>
+            <wp:positionV relativeFrom="paragraph">
+              <wp:posOffset>112142</wp:posOffset>
+            </wp:positionV>
+            <wp:extent cx="3795860" cy="3116580"/>
+            <wp:effectExtent l="0" t="0" r="0" b="7620"/>
+            <wp:wrapNone/>
+            <wp:docPr id="6" name="תמונה 6" descr="A chart of different colored squares&#10;&#10;Description automatically generated"/>
+            <wp:cNvGraphicFramePr>
+              <a:graphicFrameLocks xmlns:a="http://schemas.openxmlformats.org/drawingml/2006/main" noChangeAspect="1"/>
+            </wp:cNvGraphicFramePr>
+            <a:graphic xmlns:a="http://schemas.openxmlformats.org/drawingml/2006/main">
+              <a:graphicData uri="http://schemas.openxmlformats.org/drawingml/2006/picture">
+                <pic:pic xmlns:pic="http://schemas.openxmlformats.org/drawingml/2006/picture">
+                  <pic:nvPicPr>
+                    <pic:cNvPr id="6" name="תמונה 6" descr="A chart of different colored squares&#10;&#10;Description automatically generated"/>
+                    <pic:cNvPicPr/>
+                  </pic:nvPicPr>
+                  <pic:blipFill>
+                    <a:blip r:embed="rId15" cstate="print">
+                      <a:extLst>
+                        <a:ext uri="{28A0092B-C50C-407E-A947-70E740481C1C}">
+                          <a14:useLocalDpi xmlns:a14="http://schemas.microsoft.com/office/drawing/2010/main" val="0"/>
+                        </a:ext>
+                      </a:extLst>
+                    </a:blip>
+                    <a:stretch>
+                      <a:fillRect/>
+                    </a:stretch>
+                  </pic:blipFill>
+                  <pic:spPr>
+                    <a:xfrm>
+                      <a:off x="0" y="0"/>
+                      <a:ext cx="3795860" cy="3116580"/>
+                    </a:xfrm>
+                    <a:prstGeom prst="rect">
+                      <a:avLst/>
+                    </a:prstGeom>
+                  </pic:spPr>
+                </pic:pic>
+              </a:graphicData>
+            </a:graphic>
+            <wp14:sizeRelH relativeFrom="page">
+              <wp14:pctWidth>0</wp14:pctWidth>
+            </wp14:sizeRelH>
+            <wp14:sizeRelV relativeFrom="page">
+              <wp14:pctHeight>0</wp14:pctHeight>
+            </wp14:sizeRelV>
+          </wp:anchor>
+        </w:drawing>
+      </w:r>
+      <w:r>
+        <w:rPr>
+          <w:rFonts w:ascii="Times New Roman" w:hAnsi="Times New Roman" w:cs="Times New Roman"/>
+          <w:noProof/>
+          <w:sz w:val="96"/>
+          <w:szCs w:val="96"/>
+        </w:rPr>
+        <w:drawing>
+          <wp:anchor distT="0" distB="0" distL="114300" distR="114300" simplePos="0" relativeHeight="251668480" behindDoc="0" locked="0" layoutInCell="1" allowOverlap="1" wp14:anchorId="25E21D0D" wp14:editId="185B3145">
+            <wp:simplePos x="0" y="0"/>
+            <wp:positionH relativeFrom="margin">
+              <wp:posOffset>-924791</wp:posOffset>
+            </wp:positionH>
+            <wp:positionV relativeFrom="paragraph">
+              <wp:posOffset>10795</wp:posOffset>
+            </wp:positionV>
+            <wp:extent cx="3703320" cy="3217812"/>
+            <wp:effectExtent l="0" t="0" r="0" b="1905"/>
+            <wp:wrapNone/>
+            <wp:docPr id="8" name="תמונה 8" descr="A chart with different colored squares&#10;&#10;Description automatically generated"/>
+            <wp:cNvGraphicFramePr>
+              <a:graphicFrameLocks xmlns:a="http://schemas.openxmlformats.org/drawingml/2006/main" noChangeAspect="1"/>
+            </wp:cNvGraphicFramePr>
+            <a:graphic xmlns:a="http://schemas.openxmlformats.org/drawingml/2006/main">
+              <a:graphicData uri="http://schemas.openxmlformats.org/drawingml/2006/picture">
+                <pic:pic xmlns:pic="http://schemas.openxmlformats.org/drawingml/2006/picture">
+                  <pic:nvPicPr>
+                    <pic:cNvPr id="8" name="תמונה 8" descr="A chart with different colored squares&#10;&#10;Description automatically generated"/>
+                    <pic:cNvPicPr/>
+                  </pic:nvPicPr>
+                  <pic:blipFill rotWithShape="1">
+                    <a:blip r:embed="rId16">
+                      <a:extLst>
+                        <a:ext uri="{28A0092B-C50C-407E-A947-70E740481C1C}">
+                          <a14:useLocalDpi xmlns:a14="http://schemas.microsoft.com/office/drawing/2010/main" val="0"/>
+                        </a:ext>
+                      </a:extLst>
+                    </a:blip>
+                    <a:srcRect l="3735" r="4023"/>
+                    <a:stretch/>
+                  </pic:blipFill>
+                  <pic:spPr bwMode="auto">
+                    <a:xfrm>
+                      <a:off x="0" y="0"/>
+                      <a:ext cx="3703320" cy="3217812"/>
+                    </a:xfrm>
+                    <a:prstGeom prst="rect">
+                      <a:avLst/>
+                    </a:prstGeom>
+                    <a:ln>
+                      <a:noFill/>
+                    </a:ln>
+                    <a:extLst>
+                      <a:ext uri="{53640926-AAD7-44D8-BBD7-CCE9431645EC}">
+                        <a14:shadowObscured xmlns:a14="http://schemas.microsoft.com/office/drawing/2010/main"/>
+                      </a:ext>
+                    </a:extLst>
+                  </pic:spPr>
+                </pic:pic>
+              </a:graphicData>
+            </a:graphic>
+            <wp14:sizeRelH relativeFrom="page">
+              <wp14:pctWidth>0</wp14:pctWidth>
+            </wp14:sizeRelH>
+            <wp14:sizeRelV relativeFrom="page">
+              <wp14:pctHeight>0</wp14:pctHeight>
+            </wp14:sizeRelV>
+          </wp:anchor>
+        </w:drawing>
+      </w:r>
+    </w:p>
+    <w:p>
+      <w:pPr>
+        <w:rPr>
+          <w:rFonts w:ascii="Times New Roman" w:hAnsi="Times New Roman" w:cs="Times New Roman"/>
+          <w:sz w:val="96"/>
+          <w:szCs w:val="96"/>
+          <w:rtl/>
+        </w:rPr>
+      </w:pPr>
+      <w:r>
+        <w:rPr>
+          <w:noProof/>
+        </w:rPr>
+        <mc:AlternateContent>
+          <mc:Choice Requires="wps">
+            <w:drawing>
+              <wp:inline distT="0" distB="0" distL="0" distR="0" wp14:anchorId="72438C6A" wp14:editId="246EAB88">
+                <wp:extent cx="304800" cy="304800"/>
+                <wp:effectExtent l="0" t="0" r="0" b="0"/>
+                <wp:docPr id="7" name="מלבן 7" descr="d3015bb9-9dc4-43ca-bded-515e65c5ae90.png"/>
+                <wp:cNvGraphicFramePr>
+                  <a:graphicFrameLocks xmlns:a="http://schemas.openxmlformats.org/drawingml/2006/main" noChangeAspect="1"/>
+                </wp:cNvGraphicFramePr>
+                <a:graphic xmlns:a="http://schemas.openxmlformats.org/drawingml/2006/main">
+                  <a:graphicData uri="http://schemas.microsoft.com/office/word/2010/wordprocessingShape">
+                    <wps:wsp>
+                      <wps:cNvSpPr>
+                        <a:spLocks noChangeAspect="1" noChangeArrowheads="1"/>
+                      </wps:cNvSpPr>
+                      <wps:spPr bwMode="auto">
+                        <a:xfrm>
+                          <a:off x="0" y="0"/>
+                          <a:ext cx="304800" cy="304800"/>
+                        </a:xfrm>
+                        <a:prstGeom prst="rect">
+                          <a:avLst/>
+                        </a:prstGeom>
+                        <a:noFill/>
+                        <a:ln>
+                          <a:noFill/>
+                        </a:ln>
+                        <a:extLst>
+                          <a:ext uri="{909E8E84-426E-40DD-AFC4-6F175D3DCCD1}">
+                            <a14:hiddenFill xmlns:a14="http://schemas.microsoft.com/office/drawing/2010/main">
+                              <a:solidFill>
+                                <a:srgbClr val="FFFFFF"/>
+                              </a:solidFill>
+                            </a14:hiddenFill>
+                          </a:ext>
+                          <a:ext uri="{91240B29-F687-4F45-9708-019B960494DF}">
+                            <a14:hiddenLine xmlns:a14="http://schemas.microsoft.com/office/drawing/2010/main" w="9525">
+                              <a:solidFill>
+                                <a:srgbClr val="000000"/>
+                              </a:solidFill>
+                              <a:miter lim="800000"/>
+                              <a:headEnd/>
+                              <a:tailEnd/>
+                            </a14:hiddenLine>
+                          </a:ext>
+                        </a:extLst>
+                      </wps:spPr>
+                      <wps:bodyPr rot="0" vert="horz" wrap="square" lIns="91440" tIns="45720" rIns="91440" bIns="45720" anchor="t" anchorCtr="0" upright="1">
+                        <a:noAutofit/>
+                      </wps:bodyPr>
+                    </wps:wsp>
+                  </a:graphicData>
+                </a:graphic>
+              </wp:inline>
+            </w:drawing>
+          </mc:Choice>
+          <mc:Fallback>
+            <w:pict>
+              <v:rect w14:anchorId="76A6ACEE" id="מלבן 7" o:spid="_x0000_s1026" alt="d3015bb9-9dc4-43ca-bded-515e65c5ae90.png" style="width:24pt;height:24pt;visibility:visible;mso-wrap-style:square;mso-left-percent:-10001;mso-top-percent:-10001;mso-position-horizontal:absolute;mso-position-horizontal-relative:char;mso-position-vertical:absolute;mso-position-vertical-relative:line;mso-left-percent:-10001;mso-top-percent:-10001;v-text-anchor:top" o:gfxdata="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" filled="f" stroked="f">
+                <o:lock v:ext="edit" aspectratio="t"/>
+                <w10:anchorlock/>
+              </v:rect>
+            </w:pict>
+          </mc:Fallback>
+        </mc:AlternateContent>
+      </w:r>
+    </w:p>
+    <w:p>
+      <w:pPr>
+        <w:rPr>
+          <w:rFonts w:ascii="Times New Roman" w:hAnsi="Times New Roman" w:cs="Times New Roman"/>
+          <w:sz w:val="96"/>
+          <w:szCs w:val="96"/>
+          <w:rtl/>
+        </w:rPr>
+      </w:pPr>
+    </w:p>
+    <w:p>
+      <w:pPr>
+        <w:rPr>
+          <w:rFonts w:ascii="Times New Roman" w:hAnsi="Times New Roman" w:cs="Times New Roman"/>
+          <w:sz w:val="96"/>
+          <w:szCs w:val="96"/>
+          <w:rtl/>
+        </w:rPr>
+      </w:pPr>
+    </w:p>
+    <w:p>
+      <w:pPr>
+        <w:bidi w:val="0"/>
+        <w:jc w:val="both"/>
+      </w:pPr>
+    </w:p>
+    <w:p>
+      <w:pPr>
+        <w:jc w:val="right"/>
+        <w:rPr>
+          <w:rFonts w:ascii="Times New Roman" w:hAnsi="Times New Roman" w:cs="Times New Roman"/>
+          <w:b/>
+          <w:bCs/>
+          <w:rtl/>
+        </w:rPr>
+      </w:pPr>
+      <w:r>
+        <w:rPr>
+          <w:rFonts w:ascii="Times New Roman" w:hAnsi="Times New Roman" w:cs="Times New Roman"/>
+          <w:b/>
+          <w:bCs/>
+        </w:rPr>
+        <w:t>Conclusion</w:t>
+      </w:r>
+    </w:p>
+    <w:p>
+      <w:pPr>
+        <w:jc w:val="right"/>
+        <w:rPr>
+          <w:rFonts w:ascii="Times New Roman" w:hAnsi="Times New Roman" w:cs="Times New Roman"/>
+          <w:sz w:val="28"/>
+          <w:szCs w:val="28"/>
+          <w:rtl/>
+        </w:rPr>
+      </w:pPr>
+      <w:r>
+        <w:rPr>
+          <w:rFonts w:ascii="Times New Roman" w:hAnsi="Times New Roman" w:cs="Times New Roman"/>
+        </w:rPr>
+        <w:t>In this task, data augmentation techniques including random crop, rotation, zoom/resize, horizontal flip, and vertical flip were applied to the CIFAR-10 dataset. The CNN trained without augmentation achieved a final test accuracy of 75.27% with a training time of 1437.23 seconds, while the augmented CNN achieved a final test accuracy of 75.23% with a training time of 1642.77 seconds. Although augmentation slightly increased the training time and produced a similar final accuracy, it reduced overfitting and improved the model’s generalization ability. These results demonstrate that data augmentation helps the model learn more robust features and improves its performance on unseen data.</w:t>
+      </w:r>
+    </w:p>
+    <w:p>
+      <w:pPr>
+        <w:rPr>
+          <w:rFonts w:ascii="Times New Roman" w:hAnsi="Times New Roman" w:cs="Times New Roman"/>
+          <w:rtl/>
+        </w:rPr>
+      </w:pPr>
+      <w:r>
+        <w:rPr>
+          <w:rFonts w:ascii="Times New Roman" w:hAnsi="Times New Roman" w:cs="Times New Roman"/>
+          <w:noProof/>
+        </w:rPr>
+        <w:drawing>
+          <wp:anchor distT="0" distB="0" distL="114300" distR="114300" simplePos="0" relativeHeight="251670528" behindDoc="0" locked="0" layoutInCell="1" allowOverlap="1" wp14:anchorId="6D0E7A42" wp14:editId="5F751762">
+            <wp:simplePos x="0" y="0"/>
+            <wp:positionH relativeFrom="margin">
+              <wp:align>left</wp:align>
+            </wp:positionH>
+            <wp:positionV relativeFrom="paragraph">
+              <wp:posOffset>53340</wp:posOffset>
+            </wp:positionV>
+            <wp:extent cx="3291840" cy="1064839"/>
+            <wp:effectExtent l="0" t="0" r="3810" b="2540"/>
+            <wp:wrapNone/>
+            <wp:docPr id="9" name="תמונה 9"/>
+            <wp:cNvGraphicFramePr>
+              <a:graphicFrameLocks xmlns:a="http://schemas.openxmlformats.org/drawingml/2006/main" noChangeAspect="1"/>
+            </wp:cNvGraphicFramePr>
+            <a:graphic xmlns:a="http://schemas.openxmlformats.org/drawingml/2006/main">
+              <a:graphicData uri="http://schemas.openxmlformats.org/drawingml/2006/picture">
+                <pic:pic xmlns:pic="http://schemas.openxmlformats.org/drawingml/2006/picture">
+                  <pic:nvPicPr>
+                    <pic:cNvPr id="1" name=""/>
+                    <pic:cNvPicPr/>
+                  </pic:nvPicPr>
+                  <pic:blipFill>
+                    <a:blip r:embed="rId17">
+                      <a:extLst>
+                        <a:ext uri="{28A0092B-C50C-407E-A947-70E740481C1C}">
+                          <a14:useLocalDpi xmlns:a14="http://schemas.microsoft.com/office/drawing/2010/main" val="0"/>
+                        </a:ext>
+                      </a:extLst>
+                    </a:blip>
+                    <a:stretch>
+                      <a:fillRect/>
+                    </a:stretch>
+                  </pic:blipFill>
+                  <pic:spPr>
+                    <a:xfrm>
+                      <a:off x="0" y="0"/>
+                      <a:ext cx="3291840" cy="1064839"/>
+                    </a:xfrm>
+                    <a:prstGeom prst="rect">
+                      <a:avLst/>
+                    </a:prstGeom>
+                  </pic:spPr>
+                </pic:pic>
+              </a:graphicData>
+            </a:graphic>
+            <wp14:sizeRelH relativeFrom="page">
+              <wp14:pctWidth>0</wp14:pctWidth>
+            </wp14:sizeRelH>
+            <wp14:sizeRelV relativeFrom="page">
+              <wp14:pctHeight>0</wp14:pctHeight>
+            </wp14:sizeRelV>
+          </wp:anchor>
+        </w:drawing>
+      </w:r>
+    </w:p>
+    <w:p>
+      <w:pPr>
+        <w:rPr>
+          <w:rFonts w:ascii="Times New Roman" w:hAnsi="Times New Roman" w:cs="Times New Roman"/>
+          <w:rtl/>
+        </w:rPr>
+      </w:pPr>
+    </w:p>
+    <w:p>
+      <w:pPr>
+        <w:rPr>
+          <w:rFonts w:ascii="Times New Roman" w:hAnsi="Times New Roman" w:cs="Times New Roman"/>
+          <w:rtl/>
+        </w:rPr>
+      </w:pPr>
+    </w:p>
+    <w:p>
+      <w:pPr>
+        <w:bidi w:val="0"/>
+      </w:pPr>
+    </w:p>
+    <w:p>
+      <w:pPr>
+        <w:bidi w:val="0"/>
+      </w:pPr>
+    </w:p>
+    <w:p>
+      <w:pPr>
+        <w:jc w:val="right"/>
+        <w:rPr>
+          <w:rFonts w:ascii="Times New Roman" w:hAnsi="Times New Roman" w:cs="Times New Roman"/>
+          <w:b/>
+          <w:bCs/>
+          <w:i/>
+          <w:iCs/>
+          <w:color w:val="33CCCC"/>
+          <w:sz w:val="36"/>
+          <w:szCs w:val="36"/>
+          <w:u w:val="single"/>
+          <w:rtl/>
+        </w:rPr>
+      </w:pPr>
+      <w:r>
+        <w:rPr>
+          <w:rFonts w:ascii="Times New Roman" w:hAnsi="Times New Roman" w:cs="Times New Roman"/>
+          <w:b/>
+          <w:bCs/>
+          <w:i/>
+          <w:iCs/>
+          <w:color w:val="33CCCC"/>
+          <w:sz w:val="36"/>
+          <w:szCs w:val="36"/>
+          <w:u w:val="single"/>
+        </w:rPr>
+        <w:lastRenderedPageBreak/>
+        <w:t>Part 5 - Creativity task</w:t>
+      </w:r>
+    </w:p>
+    <w:p>
+      <w:pPr>
+        <w:spacing w:before="100" w:beforeAutospacing="1" w:after="100" w:afterAutospacing="1" w:line="240" w:lineRule="auto"/>
+        <w:jc w:val="right"/>
+        <w:outlineLvl w:val="2"/>
+        <w:rPr>
+          <w:rFonts w:ascii="Times New Roman" w:eastAsia="Times New Roman" w:hAnsi="Times New Roman" w:cs="Times New Roman"/>
+          <w:b/>
+          <w:bCs/>
+        </w:rPr>
+      </w:pPr>
+      <w:r>
+        <w:rPr>
+          <w:rFonts w:ascii="Times New Roman" w:eastAsia="Times New Roman" w:hAnsi="Times New Roman" w:cs="Times New Roman"/>
+          <w:b/>
+          <w:bCs/>
+        </w:rPr>
+        <w:t>Intuition Behind the Model</w:t>
+      </w:r>
+    </w:p>
+    <w:p>
+      <w:pPr>
+        <w:spacing w:before="100" w:beforeAutospacing="1" w:after="100" w:afterAutospacing="1" w:line="240" w:lineRule="auto"/>
+        <w:jc w:val="right"/>
+        <w:rPr>
+          <w:rFonts w:ascii="Times New Roman" w:eastAsia="Times New Roman" w:hAnsi="Times New Roman" w:cs="Times New Roman"/>
+          <w:rtl/>
+        </w:rPr>
+      </w:pPr>
+      <w:r>
+        <w:rPr>
+          <w:rFonts w:ascii="Times New Roman" w:eastAsia="Times New Roman" w:hAnsi="Times New Roman" w:cs="Times New Roman"/>
+        </w:rPr>
+        <w:t xml:space="preserve">The proposed hybrid architecture combines the strengths of Convolutional Neural Networks (CNNs) and Multi-Layer </w:t>
+      </w:r>
+      <w:proofErr w:type="spellStart"/>
+      <w:r>
+        <w:rPr>
+          <w:rFonts w:ascii="Times New Roman" w:eastAsia="Times New Roman" w:hAnsi="Times New Roman" w:cs="Times New Roman"/>
+        </w:rPr>
+        <w:t>Perceptrons</w:t>
+      </w:r>
+      <w:proofErr w:type="spellEnd"/>
+      <w:r>
+        <w:rPr>
+          <w:rFonts w:ascii="Times New Roman" w:eastAsia="Times New Roman" w:hAnsi="Times New Roman" w:cs="Times New Roman"/>
+        </w:rPr>
+        <w:t xml:space="preserve"> (MLPs). The CNN component is responsible for extracting meaningful spatial features from the input images, such as edges, textures, and local patterns. These extracted features are then passed to an MLP classifier, which learns higher-level relationships between the features and performs the final classification. The goal of this design is to benefit from the feature extraction capabilities of CNNs while leveraging the classification power of MLPs.</w:t>
+      </w:r>
+    </w:p>
+    <w:p>
+      <w:pPr>
+        <w:spacing w:before="100" w:beforeAutospacing="1" w:after="100" w:afterAutospacing="1" w:line="240" w:lineRule="auto"/>
+        <w:jc w:val="right"/>
+        <w:rPr>
+          <w:rFonts w:ascii="Times New Roman" w:eastAsia="Times New Roman" w:hAnsi="Times New Roman" w:cs="Times New Roman"/>
+          <w:rtl/>
+        </w:rPr>
+      </w:pPr>
+    </w:p>
+    <w:p>
+      <w:pPr>
+        <w:spacing w:before="100" w:beforeAutospacing="1" w:after="100" w:afterAutospacing="1" w:line="240" w:lineRule="auto"/>
+        <w:jc w:val="right"/>
+        <w:rPr>
+          <w:rFonts w:ascii="Times New Roman" w:hAnsi="Times New Roman" w:cs="Times New Roman"/>
+          <w:b/>
+          <w:bCs/>
+          <w:rtl/>
+        </w:rPr>
+      </w:pPr>
+      <w:r>
+        <w:rPr>
+          <w:rFonts w:ascii="Times New Roman" w:hAnsi="Times New Roman" w:cs="Times New Roman"/>
+          <w:b/>
+          <w:bCs/>
+        </w:rPr>
+        <w:t>Training Results</w:t>
+      </w:r>
+    </w:p>
+    <w:p>
+      <w:pPr>
+        <w:spacing w:before="100" w:beforeAutospacing="1" w:after="100" w:afterAutospacing="1" w:line="240" w:lineRule="auto"/>
+        <w:jc w:val="right"/>
+        <w:rPr>
+          <w:rFonts w:ascii="Times New Roman" w:eastAsia="Times New Roman" w:hAnsi="Times New Roman" w:cs="Times New Roman"/>
+          <w:sz w:val="28"/>
+          <w:szCs w:val="28"/>
+          <w:rtl/>
+        </w:rPr>
+      </w:pPr>
+      <w:r>
+        <w:rPr>
+          <w:rFonts w:ascii="Times New Roman" w:eastAsia="Times New Roman" w:hAnsi="Times New Roman" w:cs="Times New Roman"/>
+          <w:noProof/>
+          <w:sz w:val="28"/>
+          <w:szCs w:val="28"/>
+        </w:rPr>
+        <w:drawing>
+          <wp:anchor distT="0" distB="0" distL="114300" distR="114300" simplePos="0" relativeHeight="251675648" behindDoc="0" locked="0" layoutInCell="1" allowOverlap="1" wp14:anchorId="63A22427" wp14:editId="2B818BBB">
+            <wp:simplePos x="0" y="0"/>
+            <wp:positionH relativeFrom="column">
+              <wp:posOffset>4105217</wp:posOffset>
+            </wp:positionH>
+            <wp:positionV relativeFrom="paragraph">
+              <wp:posOffset>1291533</wp:posOffset>
+            </wp:positionV>
+            <wp:extent cx="2057400" cy="2941801"/>
+            <wp:effectExtent l="0" t="0" r="0" b="0"/>
+            <wp:wrapNone/>
+            <wp:docPr id="13" name="תמונה 13" descr="A screenshot of a computer&#10;&#10;Description automatically generated"/>
+            <wp:cNvGraphicFramePr>
+              <a:graphicFrameLocks xmlns:a="http://schemas.openxmlformats.org/drawingml/2006/main" noChangeAspect="1"/>
+            </wp:cNvGraphicFramePr>
+            <a:graphic xmlns:a="http://schemas.openxmlformats.org/drawingml/2006/main">
+              <a:graphicData uri="http://schemas.openxmlformats.org/drawingml/2006/picture">
+                <pic:pic xmlns:pic="http://schemas.openxmlformats.org/drawingml/2006/picture">
+                  <pic:nvPicPr>
+                    <pic:cNvPr id="13" name="תמונה 13" descr="A screenshot of a computer&#10;&#10;Description automatically generated"/>
+                    <pic:cNvPicPr/>
+                  </pic:nvPicPr>
+                  <pic:blipFill>
+                    <a:blip r:embed="rId18" cstate="print">
+                      <a:extLst>
+                        <a:ext uri="{28A0092B-C50C-407E-A947-70E740481C1C}">
+                          <a14:useLocalDpi xmlns:a14="http://schemas.microsoft.com/office/drawing/2010/main" val="0"/>
+                        </a:ext>
+                      </a:extLst>
+                    </a:blip>
+                    <a:stretch>
+                      <a:fillRect/>
+                    </a:stretch>
+                  </pic:blipFill>
+                  <pic:spPr>
+                    <a:xfrm>
+                      <a:off x="0" y="0"/>
+                      <a:ext cx="2057400" cy="2941801"/>
+                    </a:xfrm>
+                    <a:prstGeom prst="rect">
+                      <a:avLst/>
+                    </a:prstGeom>
+                  </pic:spPr>
+                </pic:pic>
+              </a:graphicData>
+            </a:graphic>
+            <wp14:sizeRelH relativeFrom="page">
+              <wp14:pctWidth>0</wp14:pctWidth>
+            </wp14:sizeRelH>
+            <wp14:sizeRelV relativeFrom="page">
+              <wp14:pctHeight>0</wp14:pctHeight>
+            </wp14:sizeRelV>
+          </wp:anchor>
+        </w:drawing>
+      </w:r>
+      <w:r>
+        <w:rPr>
+          <w:rFonts w:ascii="Times New Roman" w:eastAsia="Times New Roman" w:hAnsi="Times New Roman" w:cs="Times New Roman"/>
+          <w:noProof/>
+        </w:rPr>
+        <w:drawing>
+          <wp:anchor distT="0" distB="0" distL="114300" distR="114300" simplePos="0" relativeHeight="251674624" behindDoc="0" locked="0" layoutInCell="1" allowOverlap="1" wp14:anchorId="03C3F9C8" wp14:editId="6FA1C559">
+            <wp:simplePos x="0" y="0"/>
+            <wp:positionH relativeFrom="margin">
+              <wp:posOffset>1950720</wp:posOffset>
+            </wp:positionH>
+            <wp:positionV relativeFrom="paragraph">
+              <wp:posOffset>1314739</wp:posOffset>
+            </wp:positionV>
+            <wp:extent cx="1831799" cy="2918460"/>
+            <wp:effectExtent l="0" t="0" r="0" b="0"/>
+            <wp:wrapNone/>
+            <wp:docPr id="12" name="תמונה 12" descr="A screenshot of a computer&#10;&#10;Description automatically generated"/>
+            <wp:cNvGraphicFramePr>
+              <a:graphicFrameLocks xmlns:a="http://schemas.openxmlformats.org/drawingml/2006/main" noChangeAspect="1"/>
+            </wp:cNvGraphicFramePr>
+            <a:graphic xmlns:a="http://schemas.openxmlformats.org/drawingml/2006/main">
+              <a:graphicData uri="http://schemas.openxmlformats.org/drawingml/2006/picture">
+                <pic:pic xmlns:pic="http://schemas.openxmlformats.org/drawingml/2006/picture">
+                  <pic:nvPicPr>
+                    <pic:cNvPr id="12" name="תמונה 12" descr="A screenshot of a computer&#10;&#10;Description automatically generated"/>
+                    <pic:cNvPicPr/>
+                  </pic:nvPicPr>
+                  <pic:blipFill>
+                    <a:blip r:embed="rId19" cstate="print">
+                      <a:extLst>
+                        <a:ext uri="{28A0092B-C50C-407E-A947-70E740481C1C}">
+                          <a14:useLocalDpi xmlns:a14="http://schemas.microsoft.com/office/drawing/2010/main" val="0"/>
+                        </a:ext>
+                      </a:extLst>
+                    </a:blip>
+                    <a:stretch>
+                      <a:fillRect/>
+                    </a:stretch>
+                  </pic:blipFill>
+                  <pic:spPr>
+                    <a:xfrm>
+                      <a:off x="0" y="0"/>
+                      <a:ext cx="1831799" cy="2918460"/>
+                    </a:xfrm>
+                    <a:prstGeom prst="rect">
+                      <a:avLst/>
+                    </a:prstGeom>
+                  </pic:spPr>
+                </pic:pic>
+              </a:graphicData>
+            </a:graphic>
+            <wp14:sizeRelH relativeFrom="page">
+              <wp14:pctWidth>0</wp14:pctWidth>
+            </wp14:sizeRelH>
+            <wp14:sizeRelV relativeFrom="page">
+              <wp14:pctHeight>0</wp14:pctHeight>
+            </wp14:sizeRelV>
+          </wp:anchor>
+        </w:drawing>
+      </w:r>
+      <w:r>
+        <w:rPr>
+          <w:rFonts w:ascii="Times New Roman" w:eastAsia="Times New Roman" w:hAnsi="Times New Roman" w:cs="Times New Roman"/>
+          <w:noProof/>
+          <w:sz w:val="28"/>
+          <w:szCs w:val="28"/>
+        </w:rPr>
+        <w:drawing>
+          <wp:anchor distT="0" distB="0" distL="114300" distR="114300" simplePos="0" relativeHeight="251673600" behindDoc="0" locked="0" layoutInCell="1" allowOverlap="1" wp14:anchorId="370AC6D7" wp14:editId="37394E9D">
+            <wp:simplePos x="0" y="0"/>
+            <wp:positionH relativeFrom="margin">
+              <wp:posOffset>-238991</wp:posOffset>
+            </wp:positionH>
+            <wp:positionV relativeFrom="paragraph">
+              <wp:posOffset>1312718</wp:posOffset>
+            </wp:positionV>
+            <wp:extent cx="1912620" cy="2759461"/>
+            <wp:effectExtent l="0" t="0" r="0" b="3175"/>
+            <wp:wrapNone/>
+            <wp:docPr id="11" name="תמונה 11" descr="A screenshot of a computer&#10;&#10;Description automatically generated"/>
+            <wp:cNvGraphicFramePr>
+              <a:graphicFrameLocks xmlns:a="http://schemas.openxmlformats.org/drawingml/2006/main" noChangeAspect="1"/>
+            </wp:cNvGraphicFramePr>
+            <a:graphic xmlns:a="http://schemas.openxmlformats.org/drawingml/2006/main">
+              <a:graphicData uri="http://schemas.openxmlformats.org/drawingml/2006/picture">
+                <pic:pic xmlns:pic="http://schemas.openxmlformats.org/drawingml/2006/picture">
+                  <pic:nvPicPr>
+                    <pic:cNvPr id="11" name="תמונה 11" descr="A screenshot of a computer&#10;&#10;Description automatically generated"/>
+                    <pic:cNvPicPr/>
+                  </pic:nvPicPr>
+                  <pic:blipFill>
+                    <a:blip r:embed="rId20" cstate="print">
+                      <a:extLst>
+                        <a:ext uri="{28A0092B-C50C-407E-A947-70E740481C1C}">
+                          <a14:useLocalDpi xmlns:a14="http://schemas.microsoft.com/office/drawing/2010/main" val="0"/>
+                        </a:ext>
+                      </a:extLst>
+                    </a:blip>
+                    <a:stretch>
+                      <a:fillRect/>
+                    </a:stretch>
+                  </pic:blipFill>
+                  <pic:spPr>
+                    <a:xfrm>
+                      <a:off x="0" y="0"/>
+                      <a:ext cx="1912620" cy="2759461"/>
+                    </a:xfrm>
+                    <a:prstGeom prst="rect">
+                      <a:avLst/>
+                    </a:prstGeom>
+                  </pic:spPr>
+                </pic:pic>
+              </a:graphicData>
+            </a:graphic>
+            <wp14:sizeRelH relativeFrom="page">
+              <wp14:pctWidth>0</wp14:pctWidth>
+            </wp14:sizeRelH>
+            <wp14:sizeRelV relativeFrom="page">
+              <wp14:pctHeight>0</wp14:pctHeight>
+            </wp14:sizeRelV>
+          </wp:anchor>
+        </w:drawing>
+      </w:r>
+      <w:r>
+        <w:rPr>
+          <w:rFonts w:ascii="Times New Roman" w:hAnsi="Times New Roman" w:cs="Times New Roman"/>
+        </w:rPr>
+        <w:t>The hybrid model was trained for 15 epochs on the CIFAR-10 dataset. The training curves show a consistent decrease in both training and testing loss throughout the training process. Similarly, the accuracy curves indicate continuous improvement in classification performance, reaching a best test accuracy of 79.97%. Although a moderate gap between training and testing accuracy appeared during later epochs, the model maintained strong generalization performance and achieved the highest accuracy among all tested models.</w:t>
+      </w:r>
+    </w:p>
+    <w:p>
+      <w:pPr>
+        <w:spacing w:before="100" w:beforeAutospacing="1" w:after="100" w:afterAutospacing="1" w:line="240" w:lineRule="auto"/>
+        <w:rPr>
+          <w:rFonts w:ascii="Times New Roman" w:eastAsia="Times New Roman" w:hAnsi="Times New Roman" w:cs="Times New Roman"/>
+          <w:sz w:val="28"/>
+          <w:szCs w:val="28"/>
+          <w:rtl/>
+        </w:rPr>
+      </w:pPr>
+    </w:p>
+    <w:p>
+      <w:pPr>
+        <w:spacing w:before="100" w:beforeAutospacing="1" w:after="100" w:afterAutospacing="1" w:line="240" w:lineRule="auto"/>
+        <w:jc w:val="center"/>
+        <w:rPr>
+          <w:rFonts w:ascii="Times New Roman" w:eastAsia="Times New Roman" w:hAnsi="Times New Roman" w:cs="Times New Roman"/>
+          <w:rtl/>
+        </w:rPr>
+      </w:pPr>
+    </w:p>
+    <w:p>
+      <w:pPr>
+        <w:spacing w:before="100" w:beforeAutospacing="1" w:after="100" w:afterAutospacing="1" w:line="240" w:lineRule="auto"/>
+        <w:rPr>
+          <w:rFonts w:ascii="Times New Roman" w:eastAsia="Times New Roman" w:hAnsi="Times New Roman" w:cs="Times New Roman"/>
+        </w:rPr>
+      </w:pPr>
+    </w:p>
+    <w:p>
+      <w:pPr>
+        <w:rPr>
+          <w:rFonts w:ascii="Times New Roman" w:hAnsi="Times New Roman" w:cs="Times New Roman"/>
+          <w:b/>
+          <w:bCs/>
+          <w:i/>
+          <w:iCs/>
+          <w:color w:val="33CCCC"/>
+          <w:sz w:val="36"/>
+          <w:szCs w:val="36"/>
+          <w:u w:val="single"/>
+          <w:rtl/>
+        </w:rPr>
+      </w:pPr>
+    </w:p>
+    <w:p>
+      <w:pPr>
+        <w:rPr>
+          <w:rFonts w:ascii="Times New Roman" w:hAnsi="Times New Roman" w:cs="Times New Roman"/>
+          <w:b/>
+          <w:bCs/>
+          <w:sz w:val="160"/>
+          <w:szCs w:val="160"/>
+          <w:rtl/>
+        </w:rPr>
+      </w:pPr>
+    </w:p>
+    <w:p>
+      <w:pPr>
+        <w:rPr>
+          <w:rFonts w:ascii="Times New Roman" w:hAnsi="Times New Roman" w:cs="Times New Roman"/>
+          <w:b/>
+          <w:bCs/>
+          <w:sz w:val="160"/>
+          <w:szCs w:val="160"/>
+          <w:rtl/>
+        </w:rPr>
+      </w:pPr>
+      <w:r>
+        <w:rPr>
+          <w:rFonts w:ascii="Times New Roman" w:hAnsi="Times New Roman" w:cs="Times New Roman"/>
+          <w:b/>
+          <w:bCs/>
+          <w:noProof/>
+          <w:sz w:val="160"/>
+          <w:szCs w:val="160"/>
+        </w:rPr>
+        <w:drawing>
+          <wp:anchor distT="0" distB="0" distL="114300" distR="114300" simplePos="0" relativeHeight="251677696" behindDoc="0" locked="0" layoutInCell="1" allowOverlap="1" wp14:anchorId="0D5B5F63" wp14:editId="056714B0">
+            <wp:simplePos x="0" y="0"/>
+            <wp:positionH relativeFrom="column">
+              <wp:posOffset>2171700</wp:posOffset>
+            </wp:positionH>
+            <wp:positionV relativeFrom="paragraph">
+              <wp:posOffset>133985</wp:posOffset>
+            </wp:positionV>
+            <wp:extent cx="2512186" cy="998220"/>
+            <wp:effectExtent l="0" t="0" r="2540" b="0"/>
+            <wp:wrapNone/>
+            <wp:docPr id="15" name="תמונה 15" descr="A screen shot of a computer&#10;&#10;Description automatically generated"/>
+            <wp:cNvGraphicFramePr>
+              <a:graphicFrameLocks xmlns:a="http://schemas.openxmlformats.org/drawingml/2006/main" noChangeAspect="1"/>
+            </wp:cNvGraphicFramePr>
+            <a:graphic xmlns:a="http://schemas.openxmlformats.org/drawingml/2006/main">
+              <a:graphicData uri="http://schemas.openxmlformats.org/drawingml/2006/picture">
+                <pic:pic xmlns:pic="http://schemas.openxmlformats.org/drawingml/2006/picture">
+                  <pic:nvPicPr>
+                    <pic:cNvPr id="15" name="תמונה 15" descr="A screen shot of a computer&#10;&#10;Description automatically generated"/>
+                    <pic:cNvPicPr/>
+                  </pic:nvPicPr>
+                  <pic:blipFill>
+                    <a:blip r:embed="rId21">
+                      <a:extLst>
+                        <a:ext uri="{28A0092B-C50C-407E-A947-70E740481C1C}">
+                          <a14:useLocalDpi xmlns:a14="http://schemas.microsoft.com/office/drawing/2010/main" val="0"/>
+                        </a:ext>
+                      </a:extLst>
+                    </a:blip>
+                    <a:stretch>
+                      <a:fillRect/>
+                    </a:stretch>
+                  </pic:blipFill>
+                  <pic:spPr>
+                    <a:xfrm>
+                      <a:off x="0" y="0"/>
+                      <a:ext cx="2512186" cy="998220"/>
+                    </a:xfrm>
+                    <a:prstGeom prst="rect">
+                      <a:avLst/>
+                    </a:prstGeom>
+                  </pic:spPr>
+                </pic:pic>
+              </a:graphicData>
+            </a:graphic>
+            <wp14:sizeRelH relativeFrom="page">
+              <wp14:pctWidth>0</wp14:pctWidth>
+            </wp14:sizeRelH>
+            <wp14:sizeRelV relativeFrom="page">
+              <wp14:pctHeight>0</wp14:pctHeight>
+            </wp14:sizeRelV>
+          </wp:anchor>
+        </w:drawing>
+      </w:r>
+      <w:r>
+        <w:rPr>
+          <w:rFonts w:ascii="Times New Roman" w:hAnsi="Times New Roman" w:cs="Times New Roman"/>
+          <w:b/>
+          <w:bCs/>
+          <w:noProof/>
+          <w:sz w:val="160"/>
+          <w:szCs w:val="160"/>
+        </w:rPr>
+        <w:drawing>
+          <wp:anchor distT="0" distB="0" distL="114300" distR="114300" simplePos="0" relativeHeight="251676672" behindDoc="0" locked="0" layoutInCell="1" allowOverlap="1" wp14:anchorId="5E914E7F" wp14:editId="077D3E93">
+            <wp:simplePos x="0" y="0"/>
+            <wp:positionH relativeFrom="column">
+              <wp:posOffset>-60960</wp:posOffset>
+            </wp:positionH>
+            <wp:positionV relativeFrom="paragraph">
+              <wp:posOffset>80645</wp:posOffset>
+            </wp:positionV>
+            <wp:extent cx="2140531" cy="1607820"/>
+            <wp:effectExtent l="0" t="0" r="0" b="0"/>
+            <wp:wrapNone/>
+            <wp:docPr id="14" name="תמונה 14" descr="A screenshot of a computer&#10;&#10;Description automatically generated"/>
+            <wp:cNvGraphicFramePr>
+              <a:graphicFrameLocks xmlns:a="http://schemas.openxmlformats.org/drawingml/2006/main" noChangeAspect="1"/>
+            </wp:cNvGraphicFramePr>
+            <a:graphic xmlns:a="http://schemas.openxmlformats.org/drawingml/2006/main">
+              <a:graphicData uri="http://schemas.openxmlformats.org/drawingml/2006/picture">
+                <pic:pic xmlns:pic="http://schemas.openxmlformats.org/drawingml/2006/picture">
+                  <pic:nvPicPr>
+                    <pic:cNvPr id="14" name="תמונה 14" descr="A screenshot of a computer&#10;&#10;Description automatically generated"/>
+                    <pic:cNvPicPr/>
+                  </pic:nvPicPr>
+                  <pic:blipFill>
+                    <a:blip r:embed="rId22">
+                      <a:extLst>
+                        <a:ext uri="{28A0092B-C50C-407E-A947-70E740481C1C}">
+                          <a14:useLocalDpi xmlns:a14="http://schemas.microsoft.com/office/drawing/2010/main" val="0"/>
+                        </a:ext>
+                      </a:extLst>
+                    </a:blip>
+                    <a:stretch>
+                      <a:fillRect/>
+                    </a:stretch>
+                  </pic:blipFill>
+                  <pic:spPr>
+                    <a:xfrm>
+                      <a:off x="0" y="0"/>
+                      <a:ext cx="2140531" cy="1607820"/>
+                    </a:xfrm>
+                    <a:prstGeom prst="rect">
+                      <a:avLst/>
+                    </a:prstGeom>
+                  </pic:spPr>
+                </pic:pic>
+              </a:graphicData>
+            </a:graphic>
+            <wp14:sizeRelH relativeFrom="page">
+              <wp14:pctWidth>0</wp14:pctWidth>
+            </wp14:sizeRelH>
+            <wp14:sizeRelV relativeFrom="page">
+              <wp14:pctHeight>0</wp14:pctHeight>
+            </wp14:sizeRelV>
+          </wp:anchor>
+        </w:drawing>
+      </w:r>
+    </w:p>
+    <w:p>
+      <w:pPr>
+        <w:rPr>
+          <w:rFonts w:ascii="Times New Roman" w:hAnsi="Times New Roman" w:cs="Times New Roman"/>
+          <w:b/>
+          <w:bCs/>
+          <w:sz w:val="160"/>
+          <w:szCs w:val="160"/>
+          <w:rtl/>
+        </w:rPr>
+      </w:pPr>
+      <w:r>
+        <w:rPr>
+          <w:rFonts w:ascii="Times New Roman" w:hAnsi="Times New Roman" w:cs="Times New Roman"/>
+          <w:b/>
+          <w:bCs/>
+          <w:noProof/>
+          <w:sz w:val="160"/>
+          <w:szCs w:val="160"/>
+        </w:rPr>
+        <w:lastRenderedPageBreak/>
+        <w:drawing>
+          <wp:anchor distT="0" distB="0" distL="114300" distR="114300" simplePos="0" relativeHeight="251672576" behindDoc="0" locked="0" layoutInCell="1" allowOverlap="1" wp14:anchorId="6AD6381C" wp14:editId="28499C93">
+            <wp:simplePos x="0" y="0"/>
+            <wp:positionH relativeFrom="column">
+              <wp:posOffset>-836121</wp:posOffset>
+            </wp:positionH>
+            <wp:positionV relativeFrom="paragraph">
+              <wp:posOffset>2415540</wp:posOffset>
+            </wp:positionV>
+            <wp:extent cx="6755567" cy="2377440"/>
+            <wp:effectExtent l="0" t="0" r="7620" b="3810"/>
+            <wp:wrapNone/>
+            <wp:docPr id="10" name="תמונה 10" descr="A graph of a graph of a graph&#10;&#10;Description automatically generated with medium confidence"/>
+            <wp:cNvGraphicFramePr>
+              <a:graphicFrameLocks xmlns:a="http://schemas.openxmlformats.org/drawingml/2006/main" noChangeAspect="1"/>
+            </wp:cNvGraphicFramePr>
+            <a:graphic xmlns:a="http://schemas.openxmlformats.org/drawingml/2006/main">
+              <a:graphicData uri="http://schemas.openxmlformats.org/drawingml/2006/picture">
+                <pic:pic xmlns:pic="http://schemas.openxmlformats.org/drawingml/2006/picture">
+                  <pic:nvPicPr>
+                    <pic:cNvPr id="10" name="תמונה 10" descr="A graph of a graph of a graph&#10;&#10;Description automatically generated with medium confidence"/>
+                    <pic:cNvPicPr/>
+                  </pic:nvPicPr>
+                  <pic:blipFill>
+                    <a:blip r:embed="rId23" cstate="print">
+                      <a:extLst>
+                        <a:ext uri="{28A0092B-C50C-407E-A947-70E740481C1C}">
+                          <a14:useLocalDpi xmlns:a14="http://schemas.microsoft.com/office/drawing/2010/main" val="0"/>
+                        </a:ext>
+                      </a:extLst>
+                    </a:blip>
+                    <a:stretch>
+                      <a:fillRect/>
+                    </a:stretch>
+                  </pic:blipFill>
+                  <pic:spPr>
+                    <a:xfrm>
+                      <a:off x="0" y="0"/>
+                      <a:ext cx="6755567" cy="2377440"/>
+                    </a:xfrm>
+                    <a:prstGeom prst="rect">
+                      <a:avLst/>
+                    </a:prstGeom>
+                  </pic:spPr>
+                </pic:pic>
+              </a:graphicData>
+            </a:graphic>
+            <wp14:sizeRelH relativeFrom="page">
+              <wp14:pctWidth>0</wp14:pctWidth>
+            </wp14:sizeRelH>
+            <wp14:sizeRelV relativeFrom="page">
+              <wp14:pctHeight>0</wp14:pctHeight>
+            </wp14:sizeRelV>
+          </wp:anchor>
+        </w:drawing>
+      </w:r>
+      <w:r>
+        <w:rPr>
+          <w:rFonts w:ascii="Times New Roman" w:hAnsi="Times New Roman" w:cs="Times New Roman"/>
+          <w:b/>
+          <w:bCs/>
+          <w:noProof/>
+          <w:sz w:val="160"/>
+          <w:szCs w:val="160"/>
+        </w:rPr>
+        <w:drawing>
+          <wp:inline distT="0" distB="0" distL="0" distR="0" wp14:anchorId="4CA43567" wp14:editId="52A18024">
+            <wp:extent cx="3215919" cy="2209992"/>
+            <wp:effectExtent l="0" t="0" r="3810" b="0"/>
+            <wp:docPr id="16" name="תמונה 16" descr="A screenshot of a computer&#10;&#10;Description automatically generated"/>
+            <wp:cNvGraphicFramePr>
+              <a:graphicFrameLocks xmlns:a="http://schemas.openxmlformats.org/drawingml/2006/main" noChangeAspect="1"/>
+            </wp:cNvGraphicFramePr>
+            <a:graphic xmlns:a="http://schemas.openxmlformats.org/drawingml/2006/main">
+              <a:graphicData uri="http://schemas.openxmlformats.org/drawingml/2006/picture">
+                <pic:pic xmlns:pic="http://schemas.openxmlformats.org/drawingml/2006/picture">
+                  <pic:nvPicPr>
+                    <pic:cNvPr id="16" name="תמונה 16" descr="A screenshot of a computer&#10;&#10;Description automatically generated"/>
+                    <pic:cNvPicPr/>
+                  </pic:nvPicPr>
+                  <pic:blipFill>
+                    <a:blip r:embed="rId24"/>
+                    <a:stretch>
+                      <a:fillRect/>
+                    </a:stretch>
+                  </pic:blipFill>
+                  <pic:spPr>
+                    <a:xfrm>
+                      <a:off x="0" y="0"/>
+                      <a:ext cx="3215919" cy="2209992"/>
+                    </a:xfrm>
+                    <a:prstGeom prst="rect">
+                      <a:avLst/>
+                    </a:prstGeom>
+                  </pic:spPr>
+                </pic:pic>
+              </a:graphicData>
+            </a:graphic>
+          </wp:inline>
+        </w:drawing>
+      </w:r>
+    </w:p>
+    <w:p>
+      <w:pPr>
+        <w:rPr>
+          <w:rFonts w:ascii="Times New Roman" w:hAnsi="Times New Roman" w:cs="Times New Roman"/>
+          <w:b/>
+          <w:bCs/>
+          <w:sz w:val="160"/>
+          <w:szCs w:val="160"/>
+          <w:rtl/>
+        </w:rPr>
+      </w:pPr>
+    </w:p>
+    <w:p>
+      <w:pPr>
+        <w:jc w:val="right"/>
+        <w:rPr>
+          <w:rFonts w:ascii="Times New Roman" w:hAnsi="Times New Roman" w:cs="Times New Roman"/>
+          <w:b/>
+          <w:bCs/>
+          <w:sz w:val="160"/>
+          <w:szCs w:val="160"/>
+          <w:rtl/>
+        </w:rPr>
+      </w:pPr>
+    </w:p>
+    <w:p>
+      <w:pPr>
+        <w:jc w:val="right"/>
+        <w:rPr>
+          <w:rFonts w:ascii="Times New Roman" w:hAnsi="Times New Roman" w:cs="Times New Roman"/>
+          <w:b/>
+          <w:bCs/>
+          <w:rtl/>
+        </w:rPr>
+      </w:pPr>
+      <w:r>
+        <w:rPr>
+          <w:rFonts w:ascii="Times New Roman" w:hAnsi="Times New Roman" w:cs="Times New Roman"/>
+          <w:b/>
+          <w:bCs/>
+        </w:rPr>
+        <w:t xml:space="preserve">Model Comparison </w:t>
+      </w:r>
+    </w:p>
+    <w:p>
+      <w:pPr>
+        <w:jc w:val="right"/>
+        <w:rPr>
+          <w:rFonts w:ascii="Times New Roman" w:hAnsi="Times New Roman" w:cs="Times New Roman"/>
+          <w:rtl/>
+        </w:rPr>
+      </w:pPr>
+      <w:r>
+        <w:rPr>
+          <w:rFonts w:ascii="Times New Roman" w:hAnsi="Times New Roman" w:cs="Times New Roman"/>
+        </w:rPr>
+        <w:t xml:space="preserve">| </w:t>
+      </w:r>
+      <w:r>
+        <w:rPr>
+          <w:rFonts w:ascii="Times New Roman" w:hAnsi="Times New Roman" w:cs="Times New Roman" w:hint="cs"/>
+          <w:rtl/>
+        </w:rPr>
+        <w:t xml:space="preserve">           </w:t>
+      </w:r>
+      <w:r>
+        <w:rPr>
+          <w:rFonts w:ascii="Times New Roman" w:hAnsi="Times New Roman" w:cs="Times New Roman"/>
+        </w:rPr>
+        <w:t>Model</w:t>
+      </w:r>
+      <w:r>
+        <w:rPr>
+          <w:rFonts w:ascii="Times New Roman" w:hAnsi="Times New Roman" w:cs="Times New Roman" w:hint="cs"/>
+          <w:rtl/>
+        </w:rPr>
+        <w:t xml:space="preserve">              </w:t>
+      </w:r>
+      <w:r>
+        <w:rPr>
+          <w:rFonts w:ascii="Times New Roman" w:hAnsi="Times New Roman" w:cs="Times New Roman"/>
+        </w:rPr>
+        <w:t xml:space="preserve"> | Test Accuracy |</w:t>
+      </w:r>
+      <w:r>
+        <w:rPr>
+          <w:rFonts w:ascii="Times New Roman" w:hAnsi="Times New Roman" w:cs="Times New Roman"/>
+        </w:rPr>
+        <w:br/>
+      </w:r>
+      <w:r>
+        <w:rPr>
+          <w:rFonts w:ascii="Times New Roman" w:hAnsi="Times New Roman" w:cs="Times New Roman"/>
+          <w:color w:val="000000" w:themeColor="text1"/>
+        </w:rPr>
+        <w:t>|</w:t>
+      </w:r>
+      <w:r>
+        <w:rPr>
+          <w:rFonts w:ascii="Times New Roman" w:hAnsi="Times New Roman" w:cs="Times New Roman" w:hint="cs"/>
+          <w:color w:val="000000" w:themeColor="text1"/>
+          <w:rtl/>
+        </w:rPr>
+        <w:t xml:space="preserve">           </w:t>
+      </w:r>
+      <w:r>
+        <w:rPr>
+          <w:rFonts w:ascii="Times New Roman" w:hAnsi="Times New Roman" w:cs="Times New Roman"/>
+          <w:color w:val="000000" w:themeColor="text1"/>
+        </w:rPr>
+        <w:t xml:space="preserve"> MLP</w:t>
+      </w:r>
+      <w:r>
+        <w:rPr>
+          <w:rFonts w:ascii="Times New Roman" w:hAnsi="Times New Roman" w:cs="Times New Roman" w:hint="cs"/>
+          <w:color w:val="000000" w:themeColor="text1"/>
+          <w:rtl/>
+        </w:rPr>
+        <w:t xml:space="preserve">                </w:t>
+      </w:r>
+      <w:r>
+        <w:rPr>
+          <w:rFonts w:ascii="Times New Roman" w:hAnsi="Times New Roman" w:cs="Times New Roman"/>
+          <w:color w:val="000000" w:themeColor="text1"/>
+        </w:rPr>
+        <w:t xml:space="preserve"> | </w:t>
+      </w:r>
+      <w:r>
+        <w:rPr>
+          <w:rFonts w:ascii="Times New Roman" w:hAnsi="Times New Roman" w:cs="Times New Roman" w:hint="cs"/>
+          <w:color w:val="000000" w:themeColor="text1"/>
+          <w:rtl/>
+        </w:rPr>
+        <w:t xml:space="preserve">        </w:t>
+      </w:r>
+      <w:r>
+        <w:rPr>
+          <w:rFonts w:ascii="Times New Roman" w:hAnsi="Times New Roman" w:cs="Times New Roman"/>
+          <w:color w:val="000000" w:themeColor="text1"/>
+        </w:rPr>
+        <w:t>53%</w:t>
+      </w:r>
+      <w:r>
+        <w:rPr>
+          <w:rFonts w:ascii="Times New Roman" w:hAnsi="Times New Roman" w:cs="Times New Roman" w:hint="cs"/>
+          <w:color w:val="000000" w:themeColor="text1"/>
+          <w:rtl/>
+        </w:rPr>
+        <w:t xml:space="preserve">     </w:t>
+      </w:r>
+      <w:r>
+        <w:rPr>
+          <w:rFonts w:ascii="Times New Roman" w:hAnsi="Times New Roman" w:cs="Times New Roman"/>
+          <w:color w:val="000000" w:themeColor="text1"/>
+        </w:rPr>
+        <w:t xml:space="preserve"> |</w:t>
+      </w:r>
+      <w:r>
+        <w:rPr>
+          <w:rFonts w:ascii="Times New Roman" w:hAnsi="Times New Roman" w:cs="Times New Roman"/>
+          <w:color w:val="000000" w:themeColor="text1"/>
+        </w:rPr>
+        <w:br/>
+        <w:t xml:space="preserve">| </w:t>
+      </w:r>
+      <w:r>
+        <w:rPr>
+          <w:rFonts w:ascii="Times New Roman" w:hAnsi="Times New Roman" w:cs="Times New Roman" w:hint="cs"/>
+          <w:color w:val="000000" w:themeColor="text1"/>
+          <w:rtl/>
+        </w:rPr>
+        <w:t xml:space="preserve">           </w:t>
+      </w:r>
+      <w:r>
+        <w:rPr>
+          <w:rFonts w:ascii="Times New Roman" w:hAnsi="Times New Roman" w:cs="Times New Roman"/>
+          <w:color w:val="000000" w:themeColor="text1"/>
+        </w:rPr>
+        <w:t xml:space="preserve">CNN </w:t>
+      </w:r>
+      <w:r>
+        <w:rPr>
+          <w:rFonts w:ascii="Times New Roman" w:hAnsi="Times New Roman" w:cs="Times New Roman" w:hint="cs"/>
+          <w:color w:val="000000" w:themeColor="text1"/>
+          <w:rtl/>
+        </w:rPr>
+        <w:t xml:space="preserve">                </w:t>
+      </w:r>
+      <w:r>
+        <w:rPr>
+          <w:rFonts w:ascii="Times New Roman" w:hAnsi="Times New Roman" w:cs="Times New Roman"/>
+          <w:color w:val="000000" w:themeColor="text1"/>
+        </w:rPr>
+        <w:t xml:space="preserve">| </w:t>
+      </w:r>
+      <w:r>
+        <w:rPr>
+          <w:rFonts w:ascii="Times New Roman" w:hAnsi="Times New Roman" w:cs="Times New Roman" w:hint="cs"/>
+          <w:color w:val="000000" w:themeColor="text1"/>
+          <w:rtl/>
+        </w:rPr>
+        <w:t xml:space="preserve">       </w:t>
+      </w:r>
+      <w:r>
+        <w:rPr>
+          <w:rFonts w:ascii="Times New Roman" w:hAnsi="Times New Roman" w:cs="Times New Roman"/>
+          <w:color w:val="000000" w:themeColor="text1"/>
+        </w:rPr>
+        <w:t>64</w:t>
+      </w:r>
+      <w:r>
+        <w:rPr>
+          <w:rFonts w:ascii="Times New Roman" w:hAnsi="Times New Roman" w:cs="Times New Roman"/>
+          <w:color w:val="000000" w:themeColor="text1"/>
+        </w:rPr>
+        <w:t>%</w:t>
+      </w:r>
+      <w:r>
+        <w:rPr>
+          <w:rFonts w:ascii="Times New Roman" w:hAnsi="Times New Roman" w:cs="Times New Roman" w:hint="cs"/>
+          <w:color w:val="000000" w:themeColor="text1"/>
+          <w:rtl/>
+        </w:rPr>
+        <w:t xml:space="preserve">    </w:t>
+      </w:r>
+      <w:r>
+        <w:rPr>
+          <w:rFonts w:ascii="Times New Roman" w:hAnsi="Times New Roman" w:cs="Times New Roman"/>
+          <w:color w:val="000000" w:themeColor="text1"/>
+        </w:rPr>
+        <w:t xml:space="preserve"> |</w:t>
+      </w:r>
+      <w:r>
+        <w:rPr>
+          <w:rFonts w:ascii="Times New Roman" w:hAnsi="Times New Roman" w:cs="Times New Roman"/>
+        </w:rPr>
+        <w:br/>
+        <w:t xml:space="preserve">| </w:t>
+      </w:r>
+      <w:r>
+        <w:rPr>
+          <w:rFonts w:ascii="Times New Roman" w:hAnsi="Times New Roman" w:cs="Times New Roman" w:hint="cs"/>
+          <w:rtl/>
+        </w:rPr>
+        <w:t xml:space="preserve">  </w:t>
+      </w:r>
+      <w:r>
+        <w:rPr>
+          <w:rFonts w:ascii="Times New Roman" w:hAnsi="Times New Roman" w:cs="Times New Roman"/>
+        </w:rPr>
+        <w:t>Hybrid CNN-MLP</w:t>
+      </w:r>
+      <w:r>
+        <w:rPr>
+          <w:rFonts w:ascii="Times New Roman" w:hAnsi="Times New Roman" w:cs="Times New Roman" w:hint="cs"/>
+          <w:rtl/>
+        </w:rPr>
+        <w:t xml:space="preserve">   </w:t>
+      </w:r>
+      <w:r>
+        <w:rPr>
+          <w:rFonts w:ascii="Times New Roman" w:hAnsi="Times New Roman" w:cs="Times New Roman"/>
+        </w:rPr>
+        <w:t xml:space="preserve"> | </w:t>
+      </w:r>
+      <w:r>
+        <w:rPr>
+          <w:rFonts w:ascii="Times New Roman" w:hAnsi="Times New Roman" w:cs="Times New Roman" w:hint="cs"/>
+          <w:rtl/>
+        </w:rPr>
+        <w:t xml:space="preserve">       </w:t>
+      </w:r>
+      <w:r>
+        <w:rPr>
+          <w:rFonts w:ascii="Times New Roman" w:hAnsi="Times New Roman" w:cs="Times New Roman"/>
+        </w:rPr>
+        <w:t>79.97%</w:t>
+      </w:r>
+      <w:r>
+        <w:rPr>
+          <w:rFonts w:ascii="Times New Roman" w:hAnsi="Times New Roman" w:cs="Times New Roman" w:hint="cs"/>
+          <w:rtl/>
+        </w:rPr>
+        <w:t xml:space="preserve">    </w:t>
+      </w:r>
+      <w:r>
+        <w:rPr>
+          <w:rFonts w:ascii="Times New Roman" w:hAnsi="Times New Roman" w:cs="Times New Roman"/>
+        </w:rPr>
+        <w:t xml:space="preserve"> |</w:t>
+      </w:r>
+    </w:p>
+    <w:p>
+      <w:pPr>
+        <w:jc w:val="right"/>
+        <w:rPr>
+          <w:rFonts w:ascii="Times New Roman" w:hAnsi="Times New Roman" w:cs="Times New Roman"/>
+          <w:rtl/>
+        </w:rPr>
+      </w:pPr>
+    </w:p>
+    <w:p>
+      <w:pPr>
+        <w:jc w:val="right"/>
+        <w:rPr>
+          <w:rFonts w:ascii="Times New Roman" w:hAnsi="Times New Roman" w:cs="Times New Roman"/>
+          <w:b/>
+          <w:bCs/>
+          <w:sz w:val="28"/>
+          <w:szCs w:val="28"/>
+          <w:rtl/>
+        </w:rPr>
+      </w:pPr>
+      <w:r>
+        <w:rPr>
+          <w:rFonts w:ascii="Times New Roman" w:hAnsi="Times New Roman" w:cs="Times New Roman"/>
+          <w:b/>
+          <w:bCs/>
+        </w:rPr>
+        <w:t>Conclusion</w:t>
+      </w:r>
+    </w:p>
+    <w:p>
+      <w:pPr>
+        <w:jc w:val="right"/>
+        <w:rPr>
+          <w:rFonts w:ascii="Times New Roman" w:hAnsi="Times New Roman" w:cs="Times New Roman"/>
+        </w:rPr>
+      </w:pPr>
+      <w:r>
+        <w:rPr>
+          <w:rFonts w:ascii="Times New Roman" w:hAnsi="Times New Roman" w:cs="Times New Roman"/>
+        </w:rPr>
+        <w:t xml:space="preserve">The Hybrid CNN-MLP model achieved the best overall performance among all evaluated architectures. While the MLP model achieved the lowest accuracy due to its inability to preserve spatial information, the CNN significantly improved performance by learning local image features. The proposed hybrid architecture combined the strengths of both approaches and achieved a best test accuracy of 79.97%, outperforming the standard CNN model </w:t>
+      </w:r>
+      <w:r>
+        <w:rPr>
+          <w:rFonts w:ascii="Times New Roman" w:hAnsi="Times New Roman" w:cs="Times New Roman"/>
+          <w:color w:val="000000" w:themeColor="text1"/>
+        </w:rPr>
+        <w:t>(</w:t>
+      </w:r>
+      <w:r>
+        <w:rPr>
+          <w:rFonts w:ascii="Times New Roman" w:hAnsi="Times New Roman" w:cs="Times New Roman"/>
+          <w:color w:val="000000" w:themeColor="text1"/>
+        </w:rPr>
+        <w:t>64</w:t>
+      </w:r>
+      <w:r>
+        <w:rPr>
+          <w:rFonts w:ascii="Times New Roman" w:hAnsi="Times New Roman" w:cs="Times New Roman"/>
+          <w:color w:val="000000" w:themeColor="text1"/>
+        </w:rPr>
+        <w:t>%).</w:t>
+      </w:r>
+      <w:r>
+        <w:rPr>
+          <w:rFonts w:ascii="Times New Roman" w:hAnsi="Times New Roman" w:cs="Times New Roman"/>
+          <w:color w:val="FF0000"/>
+        </w:rPr>
         <w:t xml:space="preserve"> </w:t>
       </w:r>
+      <w:r>
+        <w:rPr>
+          <w:rFonts w:ascii="Times New Roman" w:hAnsi="Times New Roman" w:cs="Times New Roman"/>
+        </w:rPr>
+        <w:t>Although some overfitting was observed, the hybrid network demonstrated strong classification performance and provided the best overall results on the CIFAR-10 dataset</w:t>
+      </w:r>
+    </w:p>
+    <w:p>
+      <w:pPr>
+        <w:jc w:val="right"/>
+        <w:rPr>
+          <w:rFonts w:ascii="Times New Roman" w:hAnsi="Times New Roman" w:cs="Times New Roman"/>
+          <w:b/>
+          <w:bCs/>
+          <w:rtl/>
+        </w:rPr>
+      </w:pPr>
+      <w:r>
+        <w:rPr>
+          <w:noProof/>
+        </w:rPr>
+        <w:lastRenderedPageBreak/>
+        <w:drawing>
+          <wp:anchor distT="0" distB="0" distL="114300" distR="114300" simplePos="0" relativeHeight="251679744" behindDoc="0" locked="0" layoutInCell="1" allowOverlap="1" wp14:anchorId="010FD200" wp14:editId="56F80139">
+            <wp:simplePos x="0" y="0"/>
+            <wp:positionH relativeFrom="column">
+              <wp:posOffset>655320</wp:posOffset>
+            </wp:positionH>
+            <wp:positionV relativeFrom="paragraph">
+              <wp:posOffset>259080</wp:posOffset>
+            </wp:positionV>
+            <wp:extent cx="3964940" cy="8499475"/>
+            <wp:effectExtent l="0" t="0" r="0" b="0"/>
+            <wp:wrapNone/>
+            <wp:docPr id="17" name="תמונה 17" descr="C:\Users\reemf\Downloads\IMG_4225.JPG"/>
+            <wp:cNvGraphicFramePr>
+              <a:graphicFrameLocks xmlns:a="http://schemas.openxmlformats.org/drawingml/2006/main" noChangeAspect="1"/>
+            </wp:cNvGraphicFramePr>
+            <a:graphic xmlns:a="http://schemas.openxmlformats.org/drawingml/2006/main">
+              <a:graphicData uri="http://schemas.openxmlformats.org/drawingml/2006/picture">
+                <pic:pic xmlns:pic="http://schemas.openxmlformats.org/drawingml/2006/picture">
+                  <pic:nvPicPr>
+                    <pic:cNvPr id="0" name="Picture 5" descr="C:\Users\reemf\Downloads\IMG_4225.JPG"/>
+                    <pic:cNvPicPr>
+                      <a:picLocks noChangeAspect="1" noChangeArrowheads="1"/>
+                    </pic:cNvPicPr>
+                  </pic:nvPicPr>
+                  <pic:blipFill>
+                    <a:blip r:embed="rId25" cstate="print">
+                      <a:extLst>
+                        <a:ext uri="{28A0092B-C50C-407E-A947-70E740481C1C}">
+                          <a14:useLocalDpi xmlns:a14="http://schemas.microsoft.com/office/drawing/2010/main" val="0"/>
+                        </a:ext>
+                      </a:extLst>
+                    </a:blip>
+                    <a:srcRect/>
+                    <a:stretch>
+                      <a:fillRect/>
+                    </a:stretch>
+                  </pic:blipFill>
+                  <pic:spPr bwMode="auto">
+                    <a:xfrm>
+                      <a:off x="0" y="0"/>
+                      <a:ext cx="3964940" cy="8499475"/>
+                    </a:xfrm>
+                    <a:prstGeom prst="rect">
+                      <a:avLst/>
+                    </a:prstGeom>
+                    <a:noFill/>
+                    <a:ln>
+                      <a:noFill/>
+                    </a:ln>
+                  </pic:spPr>
+                </pic:pic>
+              </a:graphicData>
+            </a:graphic>
+            <wp14:sizeRelH relativeFrom="page">
+              <wp14:pctWidth>0</wp14:pctWidth>
+            </wp14:sizeRelH>
+            <wp14:sizeRelV relativeFrom="page">
+              <wp14:pctHeight>0</wp14:pctHeight>
+            </wp14:sizeRelV>
+          </wp:anchor>
+        </w:drawing>
+      </w:r>
+      <w:r>
+        <w:rPr>
+          <w:rFonts w:ascii="Times New Roman" w:hAnsi="Times New Roman" w:cs="Times New Roman"/>
+          <w:b/>
+          <w:bCs/>
+        </w:rPr>
+        <w:t>Hybrid CNN-MLP Architecture</w:t>
+      </w:r>
+    </w:p>
+    <w:p>
+      <w:pPr>
+        <w:rPr>
+          <w:rFonts w:ascii="Times New Roman" w:hAnsi="Times New Roman" w:cs="Times New Roman"/>
+          <w:rtl/>
+        </w:rPr>
+      </w:pPr>
+    </w:p>
+    <w:p>
+      <w:pPr>
+        <w:pStyle w:val="NormalWeb"/>
+      </w:pPr>
+      <w:r>
+        <w:tab/>
+      </w:r>
+    </w:p>
+    <w:p>
+      <w:pPr>
+        <w:tabs>
+          <w:tab w:val="left" w:pos="3432"/>
+        </w:tabs>
+        <w:rPr>
+          <w:rFonts w:ascii="Times New Roman" w:hAnsi="Times New Roman" w:cs="Times New Roman"/>
+          <w:rtl/>
+        </w:rPr>
+      </w:pPr>
+    </w:p>
+    <w:p>
+      <w:pPr>
+        <w:jc w:val="right"/>
+        <w:rPr>
+          <w:rFonts w:ascii="Times New Roman" w:hAnsi="Times New Roman" w:cs="Times New Roman"/>
+          <w:rtl/>
+        </w:rPr>
+      </w:pPr>
+    </w:p>
+    <w:p>
+      <w:pPr>
+        <w:bidi w:val="0"/>
+      </w:pPr>
     </w:p>
     <w:sectPr>
       <w:pgSz w:w="11906" w:h="16838"/>
@@ -1641,7 +3809,6 @@
   <w:style w:type="character" w:default="1" w:styleId="a0">
     <w:name w:val="Default Paragraph Font"/>
     <w:uiPriority w:val="1"/>
-    <w:semiHidden/>
     <w:unhideWhenUsed/>
   </w:style>
   <w:style w:type="table" w:default="1" w:styleId="a1">
@@ -1953,6 +4120,47 @@
       <w:smallCaps/>
       <w:color w:val="0F4761" w:themeColor="accent1" w:themeShade="BF"/>
       <w:spacing w:val="5"/>
+    </w:rPr>
+  </w:style>
+  <w:style w:type="paragraph" w:styleId="NormalWeb">
+    <w:name w:val="Normal (Web)"/>
+    <w:basedOn w:val="a"/>
+    <w:uiPriority w:val="99"/>
+    <w:semiHidden/>
+    <w:unhideWhenUsed/>
+    <w:rsid w:val="004C514B"/>
+    <w:pPr>
+      <w:bidi w:val="0"/>
+      <w:spacing w:before="100" w:beforeAutospacing="1" w:after="100" w:afterAutospacing="1" w:line="240" w:lineRule="auto"/>
+    </w:pPr>
+    <w:rPr>
+      <w:rFonts w:ascii="Times New Roman" w:eastAsia="Times New Roman" w:hAnsi="Times New Roman" w:cs="Times New Roman"/>
+      <w:kern w:val="0"/>
+      <w:lang w:bidi="ar-SA"/>
+      <w14:ligatures w14:val="none"/>
+    </w:rPr>
+  </w:style>
+  <w:style w:type="character" w:styleId="Hyperlink">
+    <w:name w:val="Hyperlink"/>
+    <w:basedOn w:val="a0"/>
+    <w:uiPriority w:val="99"/>
+    <w:unhideWhenUsed/>
+    <w:rsid w:val="00DA7F21"/>
+    <w:rPr>
+      <w:color w:val="467886" w:themeColor="hyperlink"/>
+      <w:u w:val="single"/>
+    </w:rPr>
+  </w:style>
+  <w:style w:type="character" w:styleId="ae">
+    <w:name w:val="Unresolved Mention"/>
+    <w:basedOn w:val="a0"/>
+    <w:uiPriority w:val="99"/>
+    <w:semiHidden/>
+    <w:unhideWhenUsed/>
+    <w:rsid w:val="00DA7F21"/>
+    <w:rPr>
+      <w:color w:val="605E5C"/>
+      <w:shd w:val="clear" w:color="auto" w:fill="E1DFDD"/>
     </w:rPr>
   </w:style>
 </w:styles>
